--- a/wwwroot/DocxModel/SaveDocx/87.441.26.1919830.01_260820165444_Abrasion_Resistance.docx
+++ b/wwwroot/DocxModel/SaveDocx/87.441.26.1919830.01_260820165444_Abrasion_Resistance.docx
@@ -6,7 +6,7 @@
       <w:pPr>
         <w:pStyle w:val="aa"/>
         <w:rPr>
-          <w:rFonts w:ascii="Arial" w:hAnsi="Arial" w:eastAsia="黑体" w:cs="Arial"/>
+          <w:rFonts w:ascii="Arial" w:eastAsia="黑体" w:hAnsi="Arial" w:cs="Arial"/>
           <w:sz w:val="24"/>
           <w:szCs w:val="24"/>
         </w:rPr>
@@ -55,14 +55,14 @@
             <w:pPr>
               <w:pStyle w:val="aa"/>
               <w:rPr>
-                <w:rFonts w:ascii="Arial" w:hAnsi="Arial" w:eastAsia="黑体" w:cs="Arial"/>
+                <w:rFonts w:ascii="Arial" w:eastAsia="黑体" w:hAnsi="Arial" w:cs="Arial"/>
                 <w:sz w:val="24"/>
                 <w:szCs w:val="24"/>
               </w:rPr>
             </w:pPr>
             <w:r>
               <w:rPr>
-                <w:rFonts w:hint="eastAsia" w:ascii="Arial" w:hAnsi="Arial" w:cs="Arial"/>
+                <w:rFonts w:ascii="Arial" w:hAnsi="Arial" w:cs="Arial" w:hint="eastAsia"/>
                 <w:b/>
                 <w:bCs/>
                 <w:sz w:val="24"/>
@@ -83,7 +83,7 @@
               <w:spacing w:after="0" w:line="240" w:lineRule="auto"/>
               <w:jc w:val="center"/>
               <w:rPr>
-                <w:rFonts w:ascii="Arial" w:hAnsi="Arial" w:eastAsia="黑体" w:cs="Arial"/>
+                <w:rFonts w:ascii="Arial" w:eastAsia="黑体" w:hAnsi="Arial" w:cs="Arial"/>
                 <w:i/>
                 <w:iCs/>
                 <w:sz w:val="20"/>
@@ -92,8 +92,8 @@
             </w:pPr>
             <w:r>
               <w:rPr>
-                <w:rFonts w:ascii="Arial" w:hAnsi="Arial" w:eastAsia="Arial"/>
-                <w:i w:val="true"/>
+                <w:rFonts w:ascii="Arial" w:eastAsia="Arial" w:hAnsi="Arial"/>
+                <w:i/>
                 <w:sz w:val="20"/>
               </w:rPr>
               <w:t>ISO 4649:2024 Method B(Rotation test)</w:t>
@@ -116,7 +116,7 @@
             <w:pPr>
               <w:spacing w:after="0" w:line="240" w:lineRule="auto"/>
               <w:rPr>
-                <w:rFonts w:ascii="Arial" w:hAnsi="Arial" w:eastAsia="黑体" w:cs="Arial"/>
+                <w:rFonts w:ascii="Arial" w:eastAsia="黑体" w:hAnsi="Arial" w:cs="Arial"/>
                 <w:color w:val="538135" w:themeColor="accent6" w:themeShade="BF"/>
                 <w:sz w:val="16"/>
                 <w:szCs w:val="16"/>
@@ -143,7 +143,7 @@
             </w:pPr>
             <w:r>
               <w:rPr>
-                <w:rFonts w:hint="eastAsia" w:ascii="Arial" w:hAnsi="Arial" w:cs="Arial"/>
+                <w:rFonts w:ascii="Arial" w:hAnsi="Arial" w:cs="Arial" w:hint="eastAsia"/>
               </w:rPr>
               <w:t>Report No:</w:t>
             </w:r>
@@ -166,7 +166,7 @@
             </w:pPr>
             <w:r>
               <w:rPr>
-                <w:rFonts w:ascii="Arial" w:hAnsi="Arial" w:eastAsia="Arial"/>
+                <w:rFonts w:ascii="Arial" w:eastAsia="Arial" w:hAnsi="Arial"/>
                 <w:sz w:val="20"/>
               </w:rPr>
               <w:t>87.441.26.1919830.01</w:t>
@@ -187,7 +187,7 @@
             </w:pPr>
             <w:r>
               <w:rPr>
-                <w:rFonts w:hint="eastAsia" w:ascii="Arial" w:hAnsi="Arial" w:cs="Arial"/>
+                <w:rFonts w:ascii="Arial" w:hAnsi="Arial" w:cs="Arial" w:hint="eastAsia"/>
               </w:rPr>
               <w:t>Date In:</w:t>
             </w:r>
@@ -254,7 +254,7 @@
             </w:pPr>
             <w:r>
               <w:rPr>
-                <w:rFonts w:hint="eastAsia" w:ascii="Arial" w:hAnsi="Arial" w:cs="Arial"/>
+                <w:rFonts w:ascii="Arial" w:hAnsi="Arial" w:cs="Arial" w:hint="eastAsia"/>
               </w:rPr>
               <w:t>Sample Ref:</w:t>
             </w:r>
@@ -275,6 +275,13 @@
                 <w:u w:val="single"/>
               </w:rPr>
             </w:pPr>
+            <w:r>
+              <w:rPr>
+                <w:rFonts w:ascii="Arial" w:eastAsia="Arial" w:hAnsi="Arial"/>
+                <w:sz w:val="20"/>
+              </w:rPr>
+              <w:t>001</w:t>
+            </w:r>
           </w:p>
         </w:tc>
         <w:tc>
@@ -291,7 +298,7 @@
             </w:pPr>
             <w:r>
               <w:rPr>
-                <w:rFonts w:hint="eastAsia" w:ascii="Arial" w:hAnsi="Arial" w:cs="Arial"/>
+                <w:rFonts w:ascii="Arial" w:hAnsi="Arial" w:cs="Arial" w:hint="eastAsia"/>
               </w:rPr>
               <w:t>Date Out:</w:t>
             </w:r>
@@ -358,7 +365,7 @@
             </w:pPr>
             <w:r>
               <w:rPr>
-                <w:rFonts w:hint="eastAsia" w:ascii="Arial" w:hAnsi="Arial" w:cs="Arial"/>
+                <w:rFonts w:ascii="Arial" w:hAnsi="Arial" w:cs="Arial" w:hint="eastAsia"/>
               </w:rPr>
               <w:t>Sample Description:</w:t>
             </w:r>
@@ -370,23 +377,16 @@
             <w:gridSpan w:val="7"/>
             <w:vMerge w:val="restart"/>
             <w:tcBorders>
-              <w:bottom w:val="dashSmallGap" w:color="auto" w:sz="4" w:space="0"/>
+              <w:bottom w:val="dashSmallGap" w:sz="4" w:space="0" w:color="auto"/>
             </w:tcBorders>
           </w:tcPr>
           <w:p>
             <w:pPr>
               <w:spacing w:after="0" w:line="240" w:lineRule="auto"/>
               <w:rPr>
-                <w:rFonts w:ascii="Arial" w:hAnsi="Arial" w:cs="Arial"/>
-              </w:rPr>
-            </w:pPr>
-            <w:r>
-              <w:rPr>
-                <w:rFonts w:ascii="Arial" w:hAnsi="Arial" w:eastAsia="Arial"/>
-                <w:sz w:val="20"/>
-              </w:rPr>
-              <w:t>001</w:t>
-            </w:r>
+                <w:rFonts w:ascii="Arial" w:eastAsiaTheme="minorEastAsia" w:hAnsi="Arial" w:cs="Arial" w:hint="eastAsia"/>
+              </w:rPr>
+            </w:pPr>
           </w:p>
         </w:tc>
       </w:tr>
@@ -399,7 +399,7 @@
           <w:tcPr>
             <w:tcW w:w="2268" w:type="dxa"/>
             <w:tcBorders>
-              <w:bottom w:val="dashSmallGap" w:color="auto" w:sz="4" w:space="0"/>
+              <w:bottom w:val="dashSmallGap" w:sz="4" w:space="0" w:color="auto"/>
             </w:tcBorders>
           </w:tcPr>
           <w:p>
@@ -417,7 +417,7 @@
             <w:gridSpan w:val="7"/>
             <w:vMerge/>
             <w:tcBorders>
-              <w:bottom w:val="dashSmallGap" w:color="auto" w:sz="4" w:space="0"/>
+              <w:bottom w:val="dashSmallGap" w:sz="4" w:space="0" w:color="auto"/>
             </w:tcBorders>
           </w:tcPr>
           <w:p>
@@ -439,14 +439,14 @@
           <w:tcPr>
             <w:tcW w:w="2268" w:type="dxa"/>
             <w:tcBorders>
-              <w:top w:val="dashSmallGap" w:color="auto" w:sz="4" w:space="0"/>
+              <w:top w:val="dashSmallGap" w:sz="4" w:space="0" w:color="auto"/>
             </w:tcBorders>
           </w:tcPr>
           <w:p>
             <w:pPr>
               <w:spacing w:after="0" w:line="240" w:lineRule="auto"/>
               <w:rPr>
-                <w:rFonts w:ascii="Arial" w:hAnsi="Arial" w:eastAsia="黑体" w:cs="Arial"/>
+                <w:rFonts w:ascii="Arial" w:eastAsia="黑体" w:hAnsi="Arial" w:cs="Arial"/>
                 <w:b/>
                 <w:bCs/>
                 <w:color w:val="538135" w:themeColor="accent6" w:themeShade="BF"/>
@@ -461,7 +461,7 @@
             <w:tcW w:w="8222" w:type="dxa"/>
             <w:gridSpan w:val="7"/>
             <w:tcBorders>
-              <w:top w:val="dashSmallGap" w:color="auto" w:sz="4" w:space="0"/>
+              <w:top w:val="dashSmallGap" w:sz="4" w:space="0" w:color="auto"/>
             </w:tcBorders>
           </w:tcPr>
           <w:p>
@@ -489,7 +489,7 @@
             <w:pPr>
               <w:spacing w:after="0" w:line="240" w:lineRule="auto"/>
               <w:rPr>
-                <w:rFonts w:ascii="Arial" w:hAnsi="Arial" w:eastAsia="黑体" w:cs="Arial"/>
+                <w:rFonts w:ascii="Arial" w:eastAsia="黑体" w:hAnsi="Arial" w:cs="Arial"/>
                 <w:b/>
                 <w:bCs/>
                 <w:sz w:val="20"/>
@@ -499,7 +499,7 @@
             </w:pPr>
             <w:r>
               <w:rPr>
-                <w:rFonts w:hint="eastAsia" w:ascii="Arial" w:hAnsi="Arial" w:eastAsia="黑体" w:cs="Arial"/>
+                <w:rFonts w:ascii="Arial" w:eastAsia="黑体" w:hAnsi="Arial" w:cs="Arial" w:hint="eastAsia"/>
                 <w:b/>
                 <w:bCs/>
                 <w:color w:val="538135" w:themeColor="accent6" w:themeShade="BF"/>
@@ -510,7 +510,7 @@
             </w:r>
             <w:r>
               <w:rPr>
-                <w:rFonts w:hint="eastAsia" w:ascii="Arial" w:hAnsi="Arial" w:eastAsia="黑体" w:cs="Arial"/>
+                <w:rFonts w:ascii="Arial" w:eastAsia="黑体" w:hAnsi="Arial" w:cs="Arial" w:hint="eastAsia"/>
                 <w:b/>
                 <w:bCs/>
                 <w:color w:val="538135" w:themeColor="accent6" w:themeShade="BF"/>
@@ -521,7 +521,7 @@
             </w:r>
             <w:r>
               <w:rPr>
-                <w:rFonts w:hint="eastAsia" w:ascii="Arial" w:hAnsi="Arial" w:eastAsia="黑体" w:cs="Arial"/>
+                <w:rFonts w:ascii="Arial" w:eastAsia="黑体" w:hAnsi="Arial" w:cs="Arial" w:hint="eastAsia"/>
                 <w:b/>
                 <w:bCs/>
                 <w:color w:val="538135" w:themeColor="accent6" w:themeShade="BF"/>
@@ -550,7 +550,7 @@
             </w:pPr>
             <w:r>
               <w:rPr>
-                <w:rFonts w:ascii="Arial" w:hAnsi="Arial" w:eastAsia="Arial"/>
+                <w:rFonts w:ascii="Arial" w:eastAsia="Arial" w:hAnsi="Arial"/>
                 <w:sz w:val="20"/>
               </w:rPr>
               <w:t>23 ± 2°C / 50 ± 2% RH × 16 hours(recommend 16 hours)</w:t>
@@ -572,7 +572,7 @@
             <w:pPr>
               <w:spacing w:after="0" w:line="240" w:lineRule="auto"/>
               <w:rPr>
-                <w:rFonts w:ascii="Arial" w:hAnsi="Arial" w:eastAsia="黑体" w:cs="Arial"/>
+                <w:rFonts w:ascii="Arial" w:eastAsia="黑体" w:hAnsi="Arial" w:cs="Arial"/>
                 <w:sz w:val="13"/>
                 <w:szCs w:val="13"/>
               </w:rPr>
@@ -593,14 +593,14 @@
             <w:pPr>
               <w:spacing w:after="0" w:line="240" w:lineRule="auto"/>
               <w:rPr>
-                <w:rFonts w:ascii="Arial" w:hAnsi="Arial" w:eastAsia="黑体" w:cs="Arial"/>
+                <w:rFonts w:ascii="Arial" w:eastAsia="黑体" w:hAnsi="Arial" w:cs="Arial"/>
                 <w:sz w:val="13"/>
                 <w:szCs w:val="13"/>
               </w:rPr>
             </w:pPr>
             <w:r>
               <w:rPr>
-                <w:rFonts w:hint="eastAsia" w:ascii="Arial" w:hAnsi="Arial" w:eastAsia="黑体" w:cs="Arial"/>
+                <w:rFonts w:ascii="Arial" w:eastAsia="黑体" w:hAnsi="Arial" w:cs="Arial" w:hint="eastAsia"/>
                 <w:b/>
                 <w:bCs/>
                 <w:color w:val="538135" w:themeColor="accent6" w:themeShade="BF"/>
@@ -611,7 +611,7 @@
             </w:r>
             <w:r>
               <w:rPr>
-                <w:rFonts w:hint="eastAsia" w:ascii="Arial" w:hAnsi="Arial" w:eastAsia="黑体" w:cs="Arial"/>
+                <w:rFonts w:ascii="Arial" w:eastAsia="黑体" w:hAnsi="Arial" w:cs="Arial" w:hint="eastAsia"/>
                 <w:b/>
                 <w:bCs/>
                 <w:color w:val="538135" w:themeColor="accent6" w:themeShade="BF"/>
@@ -631,14 +631,14 @@
             <w:pPr>
               <w:spacing w:after="0" w:line="240" w:lineRule="auto"/>
               <w:rPr>
-                <w:rFonts w:ascii="Arial" w:hAnsi="Arial" w:eastAsia="黑体" w:cs="Arial"/>
+                <w:rFonts w:ascii="Arial" w:eastAsia="黑体" w:hAnsi="Arial" w:cs="Arial"/>
                 <w:sz w:val="20"/>
                 <w:szCs w:val="20"/>
               </w:rPr>
             </w:pPr>
             <w:r>
               <w:rPr>
-                <w:rFonts w:ascii="Arial" w:hAnsi="Arial" w:eastAsia="Arial"/>
+                <w:rFonts w:ascii="Arial" w:eastAsia="Arial" w:hAnsi="Arial"/>
                 <w:sz w:val="20"/>
               </w:rPr>
               <w:t>23 ± 2°C / 50 ± 2% RH</w:t>
@@ -660,7 +660,7 @@
             <w:pPr>
               <w:spacing w:after="0" w:line="240" w:lineRule="auto"/>
               <w:rPr>
-                <w:rFonts w:ascii="Arial" w:hAnsi="Arial" w:eastAsia="黑体" w:cs="Arial"/>
+                <w:rFonts w:ascii="Arial" w:eastAsia="黑体" w:hAnsi="Arial" w:cs="Arial"/>
                 <w:sz w:val="13"/>
                 <w:szCs w:val="13"/>
               </w:rPr>
@@ -681,7 +681,7 @@
             <w:pPr>
               <w:spacing w:after="0" w:line="240" w:lineRule="auto"/>
               <w:rPr>
-                <w:rFonts w:ascii="Arial" w:hAnsi="Arial" w:eastAsia="黑体" w:cs="Arial"/>
+                <w:rFonts w:ascii="Arial" w:eastAsia="黑体" w:hAnsi="Arial" w:cs="Arial"/>
                 <w:b/>
                 <w:bCs/>
                 <w:color w:val="538135" w:themeColor="accent6" w:themeShade="BF"/>
@@ -689,7 +689,7 @@
             </w:pPr>
             <w:r>
               <w:rPr>
-                <w:rFonts w:hint="eastAsia" w:ascii="Arial" w:hAnsi="Arial" w:eastAsia="黑体" w:cs="Arial"/>
+                <w:rFonts w:ascii="Arial" w:eastAsia="黑体" w:hAnsi="Arial" w:cs="Arial" w:hint="eastAsia"/>
                 <w:b/>
                 <w:bCs/>
                 <w:color w:val="538135" w:themeColor="accent6" w:themeShade="BF"/>
@@ -700,7 +700,7 @@
             </w:r>
             <w:r>
               <w:rPr>
-                <w:rFonts w:hint="eastAsia" w:ascii="Arial" w:hAnsi="Arial" w:eastAsia="黑体" w:cs="Arial"/>
+                <w:rFonts w:ascii="Arial" w:eastAsia="黑体" w:hAnsi="Arial" w:cs="Arial" w:hint="eastAsia"/>
                 <w:b/>
                 <w:bCs/>
                 <w:color w:val="538135" w:themeColor="accent6" w:themeShade="BF"/>
@@ -721,14 +721,14 @@
             <w:pPr>
               <w:spacing w:after="0" w:line="240" w:lineRule="auto"/>
               <w:rPr>
-                <w:rFonts w:ascii="Arial" w:hAnsi="Arial" w:eastAsia="黑体" w:cs="Arial"/>
+                <w:rFonts w:ascii="Arial" w:eastAsia="黑体" w:hAnsi="Arial" w:cs="Arial"/>
                 <w:sz w:val="13"/>
                 <w:szCs w:val="13"/>
               </w:rPr>
             </w:pPr>
             <w:r>
               <w:rPr>
-                <w:rFonts w:ascii="Arial" w:hAnsi="Arial" w:eastAsia="Arial"/>
+                <w:rFonts w:ascii="Arial" w:eastAsia="Arial" w:hAnsi="Arial"/>
                 <w:sz w:val="20"/>
               </w:rPr>
               <w:t>The Method of Cleaning: a brush attached to a vacuum cleaner</w:t>
@@ -745,7 +745,7 @@
           <w:tcPr>
             <w:tcW w:w="2268" w:type="dxa"/>
             <w:tcBorders>
-              <w:bottom w:val="single" w:color="auto" w:sz="4" w:space="0"/>
+              <w:bottom w:val="single" w:sz="4" w:space="0" w:color="auto"/>
             </w:tcBorders>
           </w:tcPr>
           <w:p>
@@ -754,7 +754,7 @@
               <w:spacing w:after="0" w:line="240" w:lineRule="auto"/>
               <w:jc w:val="right"/>
               <w:rPr>
-                <w:rFonts w:ascii="Arial" w:hAnsi="Arial" w:eastAsia="黑体" w:cs="Arial"/>
+                <w:rFonts w:ascii="Arial" w:eastAsia="黑体" w:hAnsi="Arial" w:cs="Arial"/>
                 <w:b/>
                 <w:bCs/>
                 <w:color w:val="538135" w:themeColor="accent6" w:themeShade="BF"/>
@@ -767,7 +767,7 @@
             <w:tcW w:w="8222" w:type="dxa"/>
             <w:gridSpan w:val="7"/>
             <w:tcBorders>
-              <w:bottom w:val="single" w:color="auto" w:sz="4" w:space="0"/>
+              <w:bottom w:val="single" w:sz="4" w:space="0" w:color="auto"/>
             </w:tcBorders>
             <w:vAlign w:val="center"/>
           </w:tcPr>
@@ -775,7 +775,7 @@
             <w:pPr>
               <w:spacing w:after="0" w:line="240" w:lineRule="auto"/>
               <w:rPr>
-                <w:rFonts w:ascii="Arial" w:hAnsi="Arial" w:eastAsia="黑体" w:cs="Arial"/>
+                <w:rFonts w:ascii="Arial" w:eastAsia="黑体" w:hAnsi="Arial" w:cs="Arial"/>
                 <w:sz w:val="13"/>
                 <w:szCs w:val="13"/>
               </w:rPr>
@@ -792,10 +792,10 @@
           <w:tcPr>
             <w:tcW w:w="2268" w:type="dxa"/>
             <w:tcBorders>
-              <w:top w:val="single" w:color="auto" w:sz="4" w:space="0"/>
-              <w:left w:val="single" w:color="auto" w:sz="4" w:space="0"/>
-              <w:bottom w:val="single" w:color="auto" w:sz="4" w:space="0"/>
-              <w:right w:val="single" w:color="auto" w:sz="4" w:space="0"/>
+              <w:top w:val="single" w:sz="4" w:space="0" w:color="auto"/>
+              <w:left w:val="single" w:sz="4" w:space="0" w:color="auto"/>
+              <w:bottom w:val="single" w:sz="4" w:space="0" w:color="auto"/>
+              <w:right w:val="single" w:sz="4" w:space="0" w:color="auto"/>
             </w:tcBorders>
           </w:tcPr>
           <w:p>
@@ -803,7 +803,7 @@
               <w:spacing w:after="0" w:line="240" w:lineRule="auto"/>
               <w:jc w:val="center"/>
               <w:rPr>
-                <w:rFonts w:ascii="Arial" w:hAnsi="Arial" w:eastAsia="黑体" w:cs="Arial"/>
+                <w:rFonts w:ascii="Arial" w:eastAsia="黑体" w:hAnsi="Arial" w:cs="Arial"/>
                 <w:color w:val="538135" w:themeColor="accent6" w:themeShade="BF"/>
                 <w:sz w:val="20"/>
                 <w:szCs w:val="20"/>
@@ -811,7 +811,7 @@
             </w:pPr>
             <w:r>
               <w:rPr>
-                <w:rFonts w:hint="eastAsia" w:ascii="Arial" w:hAnsi="Arial" w:eastAsia="黑体" w:cs="Arial"/>
+                <w:rFonts w:ascii="Arial" w:eastAsia="黑体" w:hAnsi="Arial" w:cs="Arial" w:hint="eastAsia"/>
                 <w:color w:val="538135" w:themeColor="accent6" w:themeShade="BF"/>
                 <w:sz w:val="20"/>
                 <w:szCs w:val="20"/>
@@ -825,10 +825,10 @@
             <w:tcW w:w="4678" w:type="dxa"/>
             <w:gridSpan w:val="4"/>
             <w:tcBorders>
-              <w:top w:val="single" w:color="auto" w:sz="4" w:space="0"/>
-              <w:left w:val="single" w:color="auto" w:sz="4" w:space="0"/>
-              <w:bottom w:val="single" w:color="auto" w:sz="4" w:space="0"/>
-              <w:right w:val="single" w:color="auto" w:sz="4" w:space="0"/>
+              <w:top w:val="single" w:sz="4" w:space="0" w:color="auto"/>
+              <w:left w:val="single" w:sz="4" w:space="0" w:color="auto"/>
+              <w:bottom w:val="single" w:sz="4" w:space="0" w:color="auto"/>
+              <w:right w:val="single" w:sz="4" w:space="0" w:color="auto"/>
             </w:tcBorders>
           </w:tcPr>
           <w:p>
@@ -836,14 +836,14 @@
               <w:spacing w:after="0" w:line="240" w:lineRule="auto"/>
               <w:jc w:val="center"/>
               <w:rPr>
-                <w:rFonts w:ascii="Arial" w:hAnsi="Arial" w:eastAsia="黑体" w:cs="Arial"/>
+                <w:rFonts w:ascii="Arial" w:eastAsia="黑体" w:hAnsi="Arial" w:cs="Arial"/>
                 <w:sz w:val="20"/>
                 <w:szCs w:val="20"/>
               </w:rPr>
             </w:pPr>
             <w:r>
               <w:rPr>
-                <w:rFonts w:hint="eastAsia" w:ascii="Arial" w:hAnsi="Arial" w:eastAsia="黑体" w:cs="Arial"/>
+                <w:rFonts w:ascii="Arial" w:eastAsia="黑体" w:hAnsi="Arial" w:cs="Arial" w:hint="eastAsia"/>
                 <w:color w:val="538135" w:themeColor="accent6" w:themeShade="BF"/>
                 <w:sz w:val="20"/>
                 <w:szCs w:val="20"/>
@@ -857,10 +857,10 @@
             <w:tcW w:w="1843" w:type="dxa"/>
             <w:gridSpan w:val="2"/>
             <w:tcBorders>
-              <w:top w:val="single" w:color="auto" w:sz="4" w:space="0"/>
-              <w:left w:val="single" w:color="auto" w:sz="4" w:space="0"/>
-              <w:bottom w:val="single" w:color="auto" w:sz="4" w:space="0"/>
-              <w:right w:val="single" w:color="auto" w:sz="4" w:space="0"/>
+              <w:top w:val="single" w:sz="4" w:space="0" w:color="auto"/>
+              <w:left w:val="single" w:sz="4" w:space="0" w:color="auto"/>
+              <w:bottom w:val="single" w:sz="4" w:space="0" w:color="auto"/>
+              <w:right w:val="single" w:sz="4" w:space="0" w:color="auto"/>
             </w:tcBorders>
           </w:tcPr>
           <w:p>
@@ -868,14 +868,14 @@
               <w:spacing w:after="0" w:line="240" w:lineRule="auto"/>
               <w:jc w:val="center"/>
               <w:rPr>
-                <w:rFonts w:ascii="Arial" w:hAnsi="Arial" w:eastAsia="黑体" w:cs="Arial"/>
+                <w:rFonts w:ascii="Arial" w:eastAsia="黑体" w:hAnsi="Arial" w:cs="Arial"/>
                 <w:sz w:val="20"/>
                 <w:szCs w:val="20"/>
               </w:rPr>
             </w:pPr>
             <w:r>
               <w:rPr>
-                <w:rFonts w:hint="eastAsia" w:ascii="Arial" w:hAnsi="Arial" w:eastAsia="黑体" w:cs="Arial"/>
+                <w:rFonts w:ascii="Arial" w:eastAsia="黑体" w:hAnsi="Arial" w:cs="Arial" w:hint="eastAsia"/>
                 <w:color w:val="538135" w:themeColor="accent6" w:themeShade="BF"/>
                 <w:sz w:val="20"/>
                 <w:szCs w:val="20"/>
@@ -888,10 +888,10 @@
           <w:tcPr>
             <w:tcW w:w="1701" w:type="dxa"/>
             <w:tcBorders>
-              <w:top w:val="single" w:color="auto" w:sz="4" w:space="0"/>
-              <w:left w:val="single" w:color="auto" w:sz="4" w:space="0"/>
-              <w:bottom w:val="single" w:color="auto" w:sz="4" w:space="0"/>
-              <w:right w:val="single" w:color="auto" w:sz="4" w:space="0"/>
+              <w:top w:val="single" w:sz="4" w:space="0" w:color="auto"/>
+              <w:left w:val="single" w:sz="4" w:space="0" w:color="auto"/>
+              <w:bottom w:val="single" w:sz="4" w:space="0" w:color="auto"/>
+              <w:right w:val="single" w:sz="4" w:space="0" w:color="auto"/>
             </w:tcBorders>
           </w:tcPr>
           <w:p>
@@ -899,14 +899,14 @@
               <w:spacing w:after="0" w:line="240" w:lineRule="auto"/>
               <w:jc w:val="center"/>
               <w:rPr>
-                <w:rFonts w:ascii="Arial" w:hAnsi="Arial" w:eastAsia="黑体" w:cs="Arial"/>
+                <w:rFonts w:ascii="Arial" w:eastAsia="黑体" w:hAnsi="Arial" w:cs="Arial"/>
                 <w:sz w:val="20"/>
                 <w:szCs w:val="20"/>
               </w:rPr>
             </w:pPr>
             <w:r>
               <w:rPr>
-                <w:rFonts w:hint="eastAsia" w:ascii="Arial" w:hAnsi="Arial" w:eastAsia="黑体" w:cs="Arial"/>
+                <w:rFonts w:ascii="Arial" w:eastAsia="黑体" w:hAnsi="Arial" w:cs="Arial" w:hint="eastAsia"/>
                 <w:color w:val="538135" w:themeColor="accent6" w:themeShade="BF"/>
                 <w:sz w:val="20"/>
                 <w:szCs w:val="20"/>
@@ -926,10 +926,10 @@
             <w:tcW w:w="2268" w:type="dxa"/>
             <w:vMerge w:val="restart"/>
             <w:tcBorders>
-              <w:top w:val="single" w:color="auto" w:sz="4" w:space="0"/>
-              <w:left w:val="single" w:color="auto" w:sz="4" w:space="0"/>
-              <w:bottom w:val="single" w:color="auto" w:sz="4" w:space="0"/>
-              <w:right w:val="single" w:color="auto" w:sz="4" w:space="0"/>
+              <w:top w:val="single" w:sz="4" w:space="0" w:color="auto"/>
+              <w:left w:val="single" w:sz="4" w:space="0" w:color="auto"/>
+              <w:bottom w:val="single" w:sz="4" w:space="0" w:color="auto"/>
+              <w:right w:val="single" w:sz="4" w:space="0" w:color="auto"/>
             </w:tcBorders>
             <w:vAlign w:val="center"/>
           </w:tcPr>
@@ -938,14 +938,14 @@
               <w:spacing w:after="0" w:line="240" w:lineRule="auto"/>
               <w:jc w:val="center"/>
               <w:rPr>
-                <w:rFonts w:ascii="Arial" w:hAnsi="Arial" w:eastAsia="黑体" w:cs="Arial"/>
+                <w:rFonts w:ascii="Arial" w:eastAsia="黑体" w:hAnsi="Arial" w:cs="Arial"/>
                 <w:sz w:val="24"/>
                 <w:szCs w:val="24"/>
               </w:rPr>
             </w:pPr>
             <w:r>
               <w:rPr>
-                <w:rFonts w:ascii="Arial" w:hAnsi="Arial" w:eastAsia="Arial"/>
+                <w:rFonts w:ascii="Arial" w:eastAsia="Arial" w:hAnsi="Arial"/>
                 <w:sz w:val="20"/>
               </w:rPr>
               <w:t>001</w:t>
@@ -956,41 +956,32 @@
           <w:tcPr>
             <w:tcW w:w="2694" w:type="dxa"/>
             <w:tcBorders>
-              <w:top w:val="single" w:color="auto" w:sz="4" w:space="0"/>
-              <w:left w:val="single" w:color="auto" w:sz="4" w:space="0"/>
-              <w:bottom w:val="single" w:color="auto" w:sz="4" w:space="0"/>
-              <w:right w:val="single" w:color="auto" w:sz="4" w:space="0"/>
+              <w:top w:val="single" w:sz="4" w:space="0" w:color="auto"/>
+              <w:left w:val="single" w:sz="4" w:space="0" w:color="auto"/>
+              <w:bottom w:val="single" w:sz="4" w:space="0" w:color="auto"/>
+              <w:right w:val="single" w:sz="4" w:space="0" w:color="auto"/>
             </w:tcBorders>
           </w:tcPr>
           <w:p>
             <w:pPr>
               <w:spacing w:after="0" w:line="240" w:lineRule="auto"/>
               <w:rPr>
-                <w:rFonts w:ascii="Arial" w:hAnsi="Arial" w:eastAsia="黑体" w:cs="Arial"/>
+                <w:rFonts w:ascii="Arial" w:eastAsia="黑体" w:hAnsi="Arial" w:cs="Arial"/>
                 <w:sz w:val="20"/>
                 <w:szCs w:val="20"/>
               </w:rPr>
             </w:pPr>
             <w:r>
               <w:rPr>
-                <w:rFonts w:hint="eastAsia" w:ascii="Arial" w:hAnsi="Arial" w:eastAsia="黑体" w:cs="Arial"/>
+                <w:rFonts w:ascii="Arial" w:eastAsia="黑体" w:hAnsi="Arial" w:cs="Arial" w:hint="eastAsia"/>
                 <w:sz w:val="20"/>
                 <w:szCs w:val="20"/>
               </w:rPr>
-              <w:t>Density</w:t>
-            </w:r>
-            <w:proofErr w:type="gramStart"/>
-            <w:r>
-              <w:rPr>
-                <w:rFonts w:hint="eastAsia" w:ascii="Arial" w:hAnsi="Arial" w:eastAsia="黑体" w:cs="Arial"/>
-                <w:sz w:val="20"/>
-                <w:szCs w:val="20"/>
-              </w:rPr>
-              <w:t>(g/</w:t>
+              <w:t>Density(g/</w:t>
             </w:r>
             <w:r>
               <w:rPr>
-                <w:rFonts w:hint="eastAsia" w:ascii="Arial" w:hAnsi="Arial" w:eastAsia="黑体" w:cs="Arial"/>
+                <w:rFonts w:ascii="Arial" w:eastAsia="黑体" w:hAnsi="Arial" w:cs="Arial" w:hint="eastAsia"/>
                 <w:sz w:val="20"/>
                 <w:szCs w:val="20"/>
               </w:rPr>
@@ -998,7 +989,7 @@
             </w:r>
             <w:r>
               <w:rPr>
-                <w:rFonts w:hint="eastAsia" w:ascii="Arial" w:hAnsi="Arial" w:eastAsia="黑体" w:cs="Arial"/>
+                <w:rFonts w:ascii="Arial" w:eastAsia="黑体" w:hAnsi="Arial" w:cs="Arial" w:hint="eastAsia"/>
                 <w:sz w:val="20"/>
                 <w:szCs w:val="20"/>
               </w:rPr>
@@ -1006,7 +997,7 @@
             </w:r>
             <w:r>
               <w:rPr>
-                <w:rFonts w:hint="eastAsia" w:eastAsia="黑体" w:cs="Calibri"/>
+                <w:rFonts w:eastAsia="黑体" w:cs="Calibri" w:hint="eastAsia"/>
                 <w:sz w:val="20"/>
                 <w:szCs w:val="20"/>
               </w:rPr>
@@ -1014,13 +1005,12 @@
             </w:r>
             <w:r>
               <w:rPr>
-                <w:rFonts w:hint="eastAsia" w:ascii="Arial" w:hAnsi="Arial" w:eastAsia="黑体" w:cs="Arial"/>
+                <w:rFonts w:ascii="Arial" w:eastAsia="黑体" w:hAnsi="Arial" w:cs="Arial" w:hint="eastAsia"/>
                 <w:sz w:val="20"/>
                 <w:szCs w:val="20"/>
               </w:rPr>
               <w:t>)</w:t>
             </w:r>
-            <w:proofErr w:type="gramEnd"/>
           </w:p>
         </w:tc>
         <w:tc>
@@ -1028,10 +1018,10 @@
             <w:tcW w:w="1984" w:type="dxa"/>
             <w:gridSpan w:val="3"/>
             <w:tcBorders>
-              <w:top w:val="single" w:color="auto" w:sz="4" w:space="0"/>
-              <w:left w:val="single" w:color="auto" w:sz="4" w:space="0"/>
-              <w:bottom w:val="single" w:color="auto" w:sz="4" w:space="0"/>
-              <w:right w:val="single" w:color="auto" w:sz="4" w:space="0"/>
+              <w:top w:val="single" w:sz="4" w:space="0" w:color="auto"/>
+              <w:left w:val="single" w:sz="4" w:space="0" w:color="auto"/>
+              <w:bottom w:val="single" w:sz="4" w:space="0" w:color="auto"/>
+              <w:right w:val="single" w:sz="4" w:space="0" w:color="auto"/>
             </w:tcBorders>
             <w:vAlign w:val="center"/>
           </w:tcPr>
@@ -1040,14 +1030,14 @@
               <w:spacing w:after="0" w:line="240" w:lineRule="auto"/>
               <w:jc w:val="center"/>
               <w:rPr>
-                <w:rFonts w:ascii="Arial" w:hAnsi="Arial" w:eastAsia="黑体" w:cs="Arial"/>
+                <w:rFonts w:ascii="Arial" w:eastAsia="黑体" w:hAnsi="Arial" w:cs="Arial"/>
                 <w:sz w:val="20"/>
                 <w:szCs w:val="20"/>
               </w:rPr>
             </w:pPr>
             <w:r>
               <w:rPr>
-                <w:rFonts w:ascii="Arial" w:hAnsi="Arial" w:eastAsia="Arial"/>
+                <w:rFonts w:ascii="Arial" w:eastAsia="Arial" w:hAnsi="Arial"/>
                 <w:sz w:val="20"/>
               </w:rPr>
               <w:t>3.25</w:t>
@@ -1059,10 +1049,10 @@
             <w:tcW w:w="1843" w:type="dxa"/>
             <w:gridSpan w:val="2"/>
             <w:tcBorders>
-              <w:top w:val="single" w:color="auto" w:sz="4" w:space="0"/>
-              <w:left w:val="single" w:color="auto" w:sz="4" w:space="0"/>
-              <w:bottom w:val="single" w:color="auto" w:sz="4" w:space="0"/>
-              <w:right w:val="single" w:color="auto" w:sz="4" w:space="0"/>
+              <w:top w:val="single" w:sz="4" w:space="0" w:color="auto"/>
+              <w:left w:val="single" w:sz="4" w:space="0" w:color="auto"/>
+              <w:bottom w:val="single" w:sz="4" w:space="0" w:color="auto"/>
+              <w:right w:val="single" w:sz="4" w:space="0" w:color="auto"/>
             </w:tcBorders>
             <w:vAlign w:val="center"/>
           </w:tcPr>
@@ -1071,7 +1061,7 @@
               <w:spacing w:after="0" w:line="240" w:lineRule="auto"/>
               <w:jc w:val="center"/>
               <w:rPr>
-                <w:rFonts w:ascii="Arial" w:hAnsi="Arial" w:eastAsia="黑体" w:cs="Arial"/>
+                <w:rFonts w:ascii="Arial" w:eastAsia="黑体" w:hAnsi="Arial" w:cs="Arial"/>
                 <w:sz w:val="20"/>
                 <w:szCs w:val="20"/>
               </w:rPr>
@@ -1082,10 +1072,10 @@
           <w:tcPr>
             <w:tcW w:w="1701" w:type="dxa"/>
             <w:tcBorders>
-              <w:top w:val="single" w:color="auto" w:sz="4" w:space="0"/>
-              <w:left w:val="single" w:color="auto" w:sz="4" w:space="0"/>
-              <w:bottom w:val="single" w:color="auto" w:sz="4" w:space="0"/>
-              <w:right w:val="single" w:color="auto" w:sz="4" w:space="0"/>
+              <w:top w:val="single" w:sz="4" w:space="0" w:color="auto"/>
+              <w:left w:val="single" w:sz="4" w:space="0" w:color="auto"/>
+              <w:bottom w:val="single" w:sz="4" w:space="0" w:color="auto"/>
+              <w:right w:val="single" w:sz="4" w:space="0" w:color="auto"/>
             </w:tcBorders>
             <w:vAlign w:val="center"/>
           </w:tcPr>
@@ -1094,7 +1084,7 @@
               <w:spacing w:after="0" w:line="240" w:lineRule="auto"/>
               <w:jc w:val="center"/>
               <w:rPr>
-                <w:rFonts w:ascii="Arial" w:hAnsi="Arial" w:eastAsia="黑体" w:cs="Arial"/>
+                <w:rFonts w:ascii="Arial" w:eastAsia="黑体" w:hAnsi="Arial" w:cs="Arial"/>
                 <w:sz w:val="20"/>
                 <w:szCs w:val="20"/>
               </w:rPr>
@@ -1112,10 +1102,10 @@
             <w:tcW w:w="2268" w:type="dxa"/>
             <w:vMerge/>
             <w:tcBorders>
-              <w:top w:val="single" w:color="auto" w:sz="4" w:space="0"/>
-              <w:left w:val="single" w:color="auto" w:sz="4" w:space="0"/>
-              <w:bottom w:val="single" w:color="auto" w:sz="4" w:space="0"/>
-              <w:right w:val="single" w:color="auto" w:sz="4" w:space="0"/>
+              <w:top w:val="single" w:sz="4" w:space="0" w:color="auto"/>
+              <w:left w:val="single" w:sz="4" w:space="0" w:color="auto"/>
+              <w:bottom w:val="single" w:sz="4" w:space="0" w:color="auto"/>
+              <w:right w:val="single" w:sz="4" w:space="0" w:color="auto"/>
             </w:tcBorders>
           </w:tcPr>
           <w:p>
@@ -1123,14 +1113,14 @@
               <w:spacing w:after="0" w:line="240" w:lineRule="auto"/>
               <w:jc w:val="center"/>
               <w:rPr>
-                <w:rFonts w:ascii="Arial" w:hAnsi="Arial" w:eastAsia="黑体" w:cs="Arial"/>
+                <w:rFonts w:ascii="Arial" w:eastAsia="黑体" w:hAnsi="Arial" w:cs="Arial"/>
                 <w:sz w:val="20"/>
                 <w:szCs w:val="20"/>
               </w:rPr>
             </w:pPr>
             <w:r>
               <w:rPr>
-                <w:rFonts w:ascii="Arial" w:hAnsi="Arial" w:eastAsia="Arial"/>
+                <w:rFonts w:ascii="Arial" w:eastAsia="Arial" w:hAnsi="Arial"/>
                 <w:sz w:val="20"/>
               </w:rPr>
               <w:t>001</w:t>
@@ -1141,24 +1131,24 @@
           <w:tcPr>
             <w:tcW w:w="2694" w:type="dxa"/>
             <w:tcBorders>
-              <w:top w:val="single" w:color="auto" w:sz="4" w:space="0"/>
-              <w:left w:val="single" w:color="auto" w:sz="4" w:space="0"/>
-              <w:bottom w:val="single" w:color="auto" w:sz="4" w:space="0"/>
-              <w:right w:val="single" w:color="auto" w:sz="4" w:space="0"/>
+              <w:top w:val="single" w:sz="4" w:space="0" w:color="auto"/>
+              <w:left w:val="single" w:sz="4" w:space="0" w:color="auto"/>
+              <w:bottom w:val="single" w:sz="4" w:space="0" w:color="auto"/>
+              <w:right w:val="single" w:sz="4" w:space="0" w:color="auto"/>
             </w:tcBorders>
           </w:tcPr>
           <w:p>
             <w:pPr>
               <w:spacing w:after="0" w:line="240" w:lineRule="auto"/>
               <w:rPr>
-                <w:rFonts w:ascii="Arial" w:hAnsi="Arial" w:eastAsia="黑体" w:cs="Arial"/>
+                <w:rFonts w:ascii="Arial" w:eastAsia="黑体" w:hAnsi="Arial" w:cs="Arial"/>
                 <w:sz w:val="20"/>
                 <w:szCs w:val="20"/>
               </w:rPr>
             </w:pPr>
             <w:r>
               <w:rPr>
-                <w:rFonts w:hint="eastAsia" w:ascii="Arial" w:hAnsi="Arial" w:eastAsia="黑体" w:cs="Arial"/>
+                <w:rFonts w:ascii="Arial" w:eastAsia="黑体" w:hAnsi="Arial" w:cs="Arial" w:hint="eastAsia"/>
                 <w:sz w:val="20"/>
                 <w:szCs w:val="20"/>
               </w:rPr>
@@ -1166,7 +1156,7 @@
             </w:r>
             <w:r>
               <w:rPr>
-                <w:rFonts w:hint="eastAsia" w:eastAsia="黑体" w:cs="Calibri"/>
+                <w:rFonts w:eastAsia="黑体" w:cs="Calibri" w:hint="eastAsia"/>
                 <w:sz w:val="20"/>
                 <w:szCs w:val="20"/>
               </w:rPr>
@@ -1174,7 +1164,7 @@
             </w:r>
             <w:r>
               <w:rPr>
-                <w:rFonts w:hint="eastAsia" w:ascii="Arial" w:hAnsi="Arial" w:eastAsia="黑体" w:cs="Arial"/>
+                <w:rFonts w:ascii="Arial" w:eastAsia="黑体" w:hAnsi="Arial" w:cs="Arial" w:hint="eastAsia"/>
                 <w:sz w:val="20"/>
                 <w:szCs w:val="20"/>
               </w:rPr>
@@ -1187,10 +1177,10 @@
             <w:tcW w:w="1984" w:type="dxa"/>
             <w:gridSpan w:val="3"/>
             <w:tcBorders>
-              <w:top w:val="single" w:color="auto" w:sz="4" w:space="0"/>
-              <w:left w:val="single" w:color="auto" w:sz="4" w:space="0"/>
-              <w:bottom w:val="single" w:color="auto" w:sz="4" w:space="0"/>
-              <w:right w:val="single" w:color="auto" w:sz="4" w:space="0"/>
+              <w:top w:val="single" w:sz="4" w:space="0" w:color="auto"/>
+              <w:left w:val="single" w:sz="4" w:space="0" w:color="auto"/>
+              <w:bottom w:val="single" w:sz="4" w:space="0" w:color="auto"/>
+              <w:right w:val="single" w:sz="4" w:space="0" w:color="auto"/>
             </w:tcBorders>
             <w:vAlign w:val="center"/>
           </w:tcPr>
@@ -1199,14 +1189,14 @@
               <w:spacing w:after="0" w:line="240" w:lineRule="auto"/>
               <w:jc w:val="center"/>
               <w:rPr>
-                <w:rFonts w:ascii="Arial" w:hAnsi="Arial" w:eastAsia="黑体" w:cs="Arial"/>
+                <w:rFonts w:ascii="Arial" w:eastAsia="黑体" w:hAnsi="Arial" w:cs="Arial"/>
                 <w:sz w:val="20"/>
                 <w:szCs w:val="20"/>
               </w:rPr>
             </w:pPr>
             <w:r>
               <w:rPr>
-                <w:rFonts w:ascii="Arial" w:hAnsi="Arial" w:eastAsia="Arial"/>
+                <w:rFonts w:ascii="Arial" w:eastAsia="Arial" w:hAnsi="Arial"/>
                 <w:sz w:val="20"/>
               </w:rPr>
               <w:t>153.5</w:t>
@@ -1218,10 +1208,10 @@
             <w:tcW w:w="1843" w:type="dxa"/>
             <w:gridSpan w:val="2"/>
             <w:tcBorders>
-              <w:top w:val="single" w:color="auto" w:sz="4" w:space="0"/>
-              <w:left w:val="single" w:color="auto" w:sz="4" w:space="0"/>
-              <w:bottom w:val="single" w:color="auto" w:sz="4" w:space="0"/>
-              <w:right w:val="single" w:color="auto" w:sz="4" w:space="0"/>
+              <w:top w:val="single" w:sz="4" w:space="0" w:color="auto"/>
+              <w:left w:val="single" w:sz="4" w:space="0" w:color="auto"/>
+              <w:bottom w:val="single" w:sz="4" w:space="0" w:color="auto"/>
+              <w:right w:val="single" w:sz="4" w:space="0" w:color="auto"/>
             </w:tcBorders>
             <w:vAlign w:val="center"/>
           </w:tcPr>
@@ -1230,14 +1220,14 @@
               <w:spacing w:after="0" w:line="240" w:lineRule="auto"/>
               <w:jc w:val="center"/>
               <w:rPr>
-                <w:rFonts w:ascii="Arial" w:hAnsi="Arial" w:eastAsia="黑体" w:cs="Arial"/>
+                <w:rFonts w:ascii="Arial" w:eastAsia="黑体" w:hAnsi="Arial" w:cs="Arial"/>
                 <w:sz w:val="20"/>
                 <w:szCs w:val="20"/>
               </w:rPr>
             </w:pPr>
             <w:r>
               <w:rPr>
-                <w:rFonts w:ascii="Arial" w:hAnsi="Arial" w:eastAsia="Arial"/>
+                <w:rFonts w:ascii="Arial" w:eastAsia="Arial" w:hAnsi="Arial"/>
                 <w:sz w:val="20"/>
               </w:rPr>
               <w:t>≤ 300</w:t>
@@ -1248,10 +1238,10 @@
           <w:tcPr>
             <w:tcW w:w="1701" w:type="dxa"/>
             <w:tcBorders>
-              <w:top w:val="single" w:color="auto" w:sz="4" w:space="0"/>
-              <w:left w:val="single" w:color="auto" w:sz="4" w:space="0"/>
-              <w:bottom w:val="single" w:color="auto" w:sz="4" w:space="0"/>
-              <w:right w:val="single" w:color="auto" w:sz="4" w:space="0"/>
+              <w:top w:val="single" w:sz="4" w:space="0" w:color="auto"/>
+              <w:left w:val="single" w:sz="4" w:space="0" w:color="auto"/>
+              <w:bottom w:val="single" w:sz="4" w:space="0" w:color="auto"/>
+              <w:right w:val="single" w:sz="4" w:space="0" w:color="auto"/>
             </w:tcBorders>
             <w:vAlign w:val="center"/>
           </w:tcPr>
@@ -1260,14 +1250,14 @@
               <w:spacing w:after="0" w:line="240" w:lineRule="auto"/>
               <w:jc w:val="center"/>
               <w:rPr>
-                <w:rFonts w:ascii="Arial" w:hAnsi="Arial" w:eastAsia="黑体" w:cs="Arial"/>
+                <w:rFonts w:ascii="Arial" w:eastAsia="黑体" w:hAnsi="Arial" w:cs="Arial"/>
                 <w:sz w:val="20"/>
                 <w:szCs w:val="20"/>
               </w:rPr>
             </w:pPr>
             <w:r>
               <w:rPr>
-                <w:rFonts w:ascii="Arial" w:hAnsi="Arial" w:eastAsia="Arial"/>
+                <w:rFonts w:ascii="Arial" w:eastAsia="Arial" w:hAnsi="Arial"/>
                 <w:sz w:val="20"/>
               </w:rPr>
               <w:t>PASS</w:t>
@@ -1285,10 +1275,10 @@
             <w:tcW w:w="2268" w:type="dxa"/>
             <w:vMerge/>
             <w:tcBorders>
-              <w:top w:val="single" w:color="auto" w:sz="4" w:space="0"/>
-              <w:left w:val="single" w:color="auto" w:sz="4" w:space="0"/>
-              <w:bottom w:val="single" w:color="auto" w:sz="4" w:space="0"/>
-              <w:right w:val="single" w:color="auto" w:sz="4" w:space="0"/>
+              <w:top w:val="single" w:sz="4" w:space="0" w:color="auto"/>
+              <w:left w:val="single" w:sz="4" w:space="0" w:color="auto"/>
+              <w:bottom w:val="single" w:sz="4" w:space="0" w:color="auto"/>
+              <w:right w:val="single" w:sz="4" w:space="0" w:color="auto"/>
             </w:tcBorders>
           </w:tcPr>
           <w:p>
@@ -1296,14 +1286,14 @@
               <w:spacing w:after="0" w:line="240" w:lineRule="auto"/>
               <w:jc w:val="center"/>
               <w:rPr>
-                <w:rFonts w:ascii="Arial" w:hAnsi="Arial" w:eastAsia="黑体" w:cs="Arial"/>
+                <w:rFonts w:ascii="Arial" w:eastAsia="黑体" w:hAnsi="Arial" w:cs="Arial"/>
                 <w:sz w:val="20"/>
                 <w:szCs w:val="20"/>
               </w:rPr>
             </w:pPr>
             <w:r>
               <w:rPr>
-                <w:rFonts w:ascii="Arial" w:hAnsi="Arial" w:eastAsia="Arial"/>
+                <w:rFonts w:ascii="Arial" w:eastAsia="Arial" w:hAnsi="Arial"/>
                 <w:sz w:val="20"/>
               </w:rPr>
               <w:t>001</w:t>
@@ -1314,24 +1304,24 @@
           <w:tcPr>
             <w:tcW w:w="2694" w:type="dxa"/>
             <w:tcBorders>
-              <w:top w:val="single" w:color="auto" w:sz="4" w:space="0"/>
-              <w:left w:val="single" w:color="auto" w:sz="4" w:space="0"/>
-              <w:bottom w:val="single" w:color="auto" w:sz="4" w:space="0"/>
-              <w:right w:val="single" w:color="auto" w:sz="4" w:space="0"/>
+              <w:top w:val="single" w:sz="4" w:space="0" w:color="auto"/>
+              <w:left w:val="single" w:sz="4" w:space="0" w:color="auto"/>
+              <w:bottom w:val="single" w:sz="4" w:space="0" w:color="auto"/>
+              <w:right w:val="single" w:sz="4" w:space="0" w:color="auto"/>
             </w:tcBorders>
           </w:tcPr>
           <w:p>
             <w:pPr>
               <w:spacing w:after="0" w:line="240" w:lineRule="auto"/>
               <w:rPr>
-                <w:rFonts w:ascii="Arial" w:hAnsi="Arial" w:eastAsia="黑体" w:cs="Arial"/>
+                <w:rFonts w:ascii="Arial" w:eastAsia="黑体" w:hAnsi="Arial" w:cs="Arial"/>
                 <w:sz w:val="20"/>
                 <w:szCs w:val="20"/>
               </w:rPr>
             </w:pPr>
             <w:r>
               <w:rPr>
-                <w:rFonts w:hint="eastAsia" w:ascii="Arial" w:hAnsi="Arial" w:eastAsia="黑体" w:cs="Arial"/>
+                <w:rFonts w:ascii="Arial" w:eastAsia="黑体" w:hAnsi="Arial" w:cs="Arial" w:hint="eastAsia"/>
                 <w:sz w:val="20"/>
                 <w:szCs w:val="20"/>
               </w:rPr>
@@ -1344,10 +1334,10 @@
             <w:tcW w:w="1984" w:type="dxa"/>
             <w:gridSpan w:val="3"/>
             <w:tcBorders>
-              <w:top w:val="single" w:color="auto" w:sz="4" w:space="0"/>
-              <w:left w:val="single" w:color="auto" w:sz="4" w:space="0"/>
-              <w:bottom w:val="single" w:color="auto" w:sz="4" w:space="0"/>
-              <w:right w:val="single" w:color="auto" w:sz="4" w:space="0"/>
+              <w:top w:val="single" w:sz="4" w:space="0" w:color="auto"/>
+              <w:left w:val="single" w:sz="4" w:space="0" w:color="auto"/>
+              <w:bottom w:val="single" w:sz="4" w:space="0" w:color="auto"/>
+              <w:right w:val="single" w:sz="4" w:space="0" w:color="auto"/>
             </w:tcBorders>
             <w:vAlign w:val="center"/>
           </w:tcPr>
@@ -1356,14 +1346,14 @@
               <w:spacing w:after="0" w:line="240" w:lineRule="auto"/>
               <w:jc w:val="center"/>
               <w:rPr>
-                <w:rFonts w:ascii="Arial" w:hAnsi="Arial" w:eastAsia="黑体" w:cs="Arial"/>
+                <w:rFonts w:ascii="Arial" w:eastAsia="黑体" w:hAnsi="Arial" w:cs="Arial"/>
                 <w:sz w:val="20"/>
                 <w:szCs w:val="20"/>
               </w:rPr>
             </w:pPr>
             <w:r>
               <w:rPr>
-                <w:rFonts w:ascii="Arial" w:hAnsi="Arial" w:eastAsia="Arial"/>
+                <w:rFonts w:ascii="Arial" w:eastAsia="Arial" w:hAnsi="Arial"/>
                 <w:sz w:val="20"/>
               </w:rPr>
               <w:t>113.33</w:t>
@@ -1375,10 +1365,10 @@
             <w:tcW w:w="1843" w:type="dxa"/>
             <w:gridSpan w:val="2"/>
             <w:tcBorders>
-              <w:top w:val="single" w:color="auto" w:sz="4" w:space="0"/>
-              <w:left w:val="single" w:color="auto" w:sz="4" w:space="0"/>
-              <w:bottom w:val="single" w:color="auto" w:sz="4" w:space="0"/>
-              <w:right w:val="single" w:color="auto" w:sz="4" w:space="0"/>
+              <w:top w:val="single" w:sz="4" w:space="0" w:color="auto"/>
+              <w:left w:val="single" w:sz="4" w:space="0" w:color="auto"/>
+              <w:bottom w:val="single" w:sz="4" w:space="0" w:color="auto"/>
+              <w:right w:val="single" w:sz="4" w:space="0" w:color="auto"/>
             </w:tcBorders>
             <w:vAlign w:val="center"/>
           </w:tcPr>
@@ -1387,7 +1377,7 @@
               <w:spacing w:after="0" w:line="240" w:lineRule="auto"/>
               <w:jc w:val="center"/>
               <w:rPr>
-                <w:rFonts w:ascii="Arial" w:hAnsi="Arial" w:eastAsia="黑体" w:cs="Arial"/>
+                <w:rFonts w:ascii="Arial" w:eastAsia="黑体" w:hAnsi="Arial" w:cs="Arial"/>
                 <w:sz w:val="20"/>
                 <w:szCs w:val="20"/>
               </w:rPr>
@@ -1398,10 +1388,10 @@
           <w:tcPr>
             <w:tcW w:w="1701" w:type="dxa"/>
             <w:tcBorders>
-              <w:top w:val="single" w:color="auto" w:sz="4" w:space="0"/>
-              <w:left w:val="single" w:color="auto" w:sz="4" w:space="0"/>
-              <w:bottom w:val="single" w:color="auto" w:sz="4" w:space="0"/>
-              <w:right w:val="single" w:color="auto" w:sz="4" w:space="0"/>
+              <w:top w:val="single" w:sz="4" w:space="0" w:color="auto"/>
+              <w:left w:val="single" w:sz="4" w:space="0" w:color="auto"/>
+              <w:bottom w:val="single" w:sz="4" w:space="0" w:color="auto"/>
+              <w:right w:val="single" w:sz="4" w:space="0" w:color="auto"/>
             </w:tcBorders>
             <w:vAlign w:val="center"/>
           </w:tcPr>
@@ -1410,7 +1400,7 @@
               <w:spacing w:after="0" w:line="240" w:lineRule="auto"/>
               <w:jc w:val="center"/>
               <w:rPr>
-                <w:rFonts w:ascii="Arial" w:hAnsi="Arial" w:eastAsia="黑体" w:cs="Arial"/>
+                <w:rFonts w:ascii="Arial" w:eastAsia="黑体" w:hAnsi="Arial" w:cs="Arial"/>
                 <w:sz w:val="20"/>
                 <w:szCs w:val="20"/>
               </w:rPr>
@@ -1433,7 +1423,7 @@
               <w:spacing w:after="0" w:line="240" w:lineRule="auto"/>
               <w:jc w:val="right"/>
               <w:rPr>
-                <w:rFonts w:ascii="Arial" w:hAnsi="Arial" w:eastAsia="黑体" w:cs="Arial"/>
+                <w:rFonts w:ascii="Arial" w:eastAsia="黑体" w:hAnsi="Arial" w:cs="Arial"/>
                 <w:b/>
                 <w:bCs/>
                 <w:color w:val="538135" w:themeColor="accent6" w:themeShade="BF"/>
@@ -1451,7 +1441,7 @@
             <w:pPr>
               <w:spacing w:after="0" w:line="240" w:lineRule="auto"/>
               <w:rPr>
-                <w:rFonts w:ascii="Arial" w:hAnsi="Arial" w:eastAsia="黑体" w:cs="Arial"/>
+                <w:rFonts w:ascii="Arial" w:eastAsia="黑体" w:hAnsi="Arial" w:cs="Arial"/>
                 <w:sz w:val="13"/>
                 <w:szCs w:val="13"/>
               </w:rPr>
@@ -1472,12 +1462,12 @@
             <w:pPr>
               <w:spacing w:after="0" w:line="240" w:lineRule="auto"/>
               <w:rPr>
-                <w:rFonts w:hint="eastAsia" w:ascii="Arial" w:hAnsi="Arial" w:eastAsia="黑体" w:cs="Arial"/>
+                <w:rFonts w:ascii="Arial" w:eastAsia="黑体" w:hAnsi="Arial" w:cs="Arial"/>
               </w:rPr>
             </w:pPr>
             <w:r>
               <w:rPr>
-                <w:rFonts w:hint="eastAsia" w:ascii="Arial" w:hAnsi="Arial" w:eastAsia="黑体" w:cs="Arial"/>
+                <w:rFonts w:ascii="Arial" w:eastAsia="黑体" w:hAnsi="Arial" w:cs="Arial" w:hint="eastAsia"/>
               </w:rPr>
               <w:t>Remark:</w:t>
             </w:r>
@@ -1493,7 +1483,7 @@
             <w:pPr>
               <w:spacing w:after="0" w:line="240" w:lineRule="auto"/>
               <w:rPr>
-                <w:rFonts w:ascii="Arial" w:hAnsi="Arial" w:eastAsia="黑体" w:cs="Arial"/>
+                <w:rFonts w:ascii="Arial" w:eastAsia="黑体" w:hAnsi="Arial" w:cs="Arial"/>
                 <w:sz w:val="13"/>
                 <w:szCs w:val="13"/>
               </w:rPr>
@@ -1506,7 +1496,7 @@
       <w:pPr>
         <w:spacing w:after="0" w:line="240" w:lineRule="auto"/>
         <w:rPr>
-          <w:rFonts w:ascii="Arial" w:hAnsi="Arial" w:eastAsia="黑体" w:cs="Arial"/>
+          <w:rFonts w:ascii="Arial" w:eastAsia="黑体" w:hAnsi="Arial" w:cs="Arial"/>
           <w:sz w:val="18"/>
           <w:szCs w:val="18"/>
         </w:rPr>
@@ -1537,7 +1527,7 @@
               <w:spacing w:after="0" w:line="240" w:lineRule="auto"/>
               <w:jc w:val="center"/>
               <w:rPr>
-                <w:rFonts w:ascii="Arial" w:hAnsi="Arial" w:eastAsia="黑体" w:cs="Arial"/>
+                <w:rFonts w:ascii="Arial" w:eastAsia="黑体" w:hAnsi="Arial" w:cs="Arial"/>
                 <w:color w:val="538135" w:themeColor="accent6" w:themeShade="BF"/>
                 <w:sz w:val="16"/>
                 <w:szCs w:val="16"/>
@@ -1545,7 +1535,7 @@
             </w:pPr>
             <w:r>
               <w:rPr>
-                <w:rFonts w:hint="eastAsia" w:ascii="Arial" w:hAnsi="Arial" w:eastAsia="黑体" w:cs="Arial"/>
+                <w:rFonts w:ascii="Arial" w:eastAsia="黑体" w:hAnsi="Arial" w:cs="Arial" w:hint="eastAsia"/>
                 <w:color w:val="538135" w:themeColor="accent6" w:themeShade="BF"/>
                 <w:sz w:val="16"/>
                 <w:szCs w:val="16"/>
@@ -1560,7 +1550,7 @@
       <w:pPr>
         <w:spacing w:after="0" w:line="240" w:lineRule="auto"/>
         <w:rPr>
-          <w:rFonts w:ascii="Arial" w:hAnsi="Arial" w:eastAsia="黑体" w:cs="Arial"/>
+          <w:rFonts w:ascii="Arial" w:eastAsia="黑体" w:hAnsi="Arial" w:cs="Arial"/>
           <w:sz w:val="18"/>
           <w:szCs w:val="18"/>
         </w:rPr>
@@ -1598,14 +1588,14 @@
             <w:pPr>
               <w:spacing w:after="0" w:line="240" w:lineRule="auto"/>
               <w:rPr>
-                <w:rFonts w:ascii="Arial" w:hAnsi="Arial" w:eastAsia="黑体" w:cs="Arial"/>
+                <w:rFonts w:ascii="Arial" w:eastAsia="黑体" w:hAnsi="Arial" w:cs="Arial"/>
                 <w:sz w:val="13"/>
                 <w:szCs w:val="13"/>
               </w:rPr>
             </w:pPr>
             <w:r>
               <w:rPr>
-                <w:rFonts w:hint="eastAsia" w:ascii="Arial" w:hAnsi="Arial" w:eastAsia="黑体" w:cs="Arial"/>
+                <w:rFonts w:ascii="Arial" w:eastAsia="黑体" w:hAnsi="Arial" w:cs="Arial" w:hint="eastAsia"/>
                 <w:b/>
                 <w:bCs/>
                 <w:color w:val="538135" w:themeColor="accent6" w:themeShade="BF"/>
@@ -1625,7 +1615,7 @@
             <w:pPr>
               <w:spacing w:after="0" w:line="240" w:lineRule="auto"/>
               <w:rPr>
-                <w:rFonts w:ascii="Arial" w:hAnsi="Arial" w:eastAsia="黑体" w:cs="Arial"/>
+                <w:rFonts w:ascii="Arial" w:eastAsia="黑体" w:hAnsi="Arial" w:cs="Arial"/>
                 <w:sz w:val="13"/>
                 <w:szCs w:val="13"/>
               </w:rPr>
@@ -1647,7 +1637,7 @@
             <w:pPr>
               <w:spacing w:after="0" w:line="240" w:lineRule="auto"/>
               <w:rPr>
-                <w:rFonts w:ascii="Arial" w:hAnsi="Arial" w:eastAsia="黑体" w:cs="Arial"/>
+                <w:rFonts w:ascii="Arial" w:eastAsia="黑体" w:hAnsi="Arial" w:cs="Arial"/>
                 <w:b/>
                 <w:bCs/>
                 <w:color w:val="538135" w:themeColor="accent6" w:themeShade="BF"/>
@@ -1684,7 +1674,7 @@
             </w:pPr>
             <w:r>
               <w:rPr>
-                <w:rFonts w:hint="eastAsia" w:ascii="Arial" w:hAnsi="Arial" w:cs="Arial"/>
+                <w:rFonts w:ascii="Arial" w:hAnsi="Arial" w:cs="Arial" w:hint="eastAsia"/>
                 <w:b/>
                 <w:bCs/>
                 <w:i/>
@@ -1915,7 +1905,7 @@
             </w:pPr>
             <w:r>
               <w:rPr>
-                <w:rFonts w:hint="eastAsia" w:ascii="Arial" w:hAnsi="Arial" w:cs="Arial"/>
+                <w:rFonts w:ascii="Arial" w:hAnsi="Arial" w:cs="Arial" w:hint="eastAsia"/>
                 <w:sz w:val="18"/>
                 <w:szCs w:val="18"/>
               </w:rPr>
@@ -1940,8 +1930,7 @@
             </w:pPr>
             <w:r>
               <w:rPr>
-                <w:rFonts w:ascii="Arial" w:hAnsi="Arial" w:eastAsia="Arial"/>
-                <w:i w:val="false"/>
+                <w:rFonts w:ascii="Arial" w:eastAsia="Arial" w:hAnsi="Arial"/>
                 <w:sz w:val="15"/>
               </w:rPr>
               <w:t>1.3000 × 1.0g/cm³ / (1.3000 - 0.9000)</w:t>
@@ -1964,8 +1953,7 @@
             </w:pPr>
             <w:r>
               <w:rPr>
-                <w:rFonts w:ascii="Arial" w:hAnsi="Arial" w:eastAsia="Arial"/>
-                <w:i w:val="false"/>
+                <w:rFonts w:ascii="Arial" w:eastAsia="Arial" w:hAnsi="Arial"/>
                 <w:sz w:val="15"/>
               </w:rPr>
               <w:t>3.2500</w:t>
@@ -1988,7 +1976,7 @@
             </w:pPr>
             <w:r>
               <w:rPr>
-                <w:rFonts w:hint="eastAsia" w:ascii="Arial" w:hAnsi="Arial" w:cs="Arial"/>
+                <w:rFonts w:ascii="Arial" w:hAnsi="Arial" w:cs="Arial" w:hint="eastAsia"/>
                 <w:sz w:val="18"/>
                 <w:szCs w:val="18"/>
               </w:rPr>
@@ -1996,7 +1984,7 @@
             </w:r>
             <w:r>
               <w:rPr>
-                <w:rFonts w:hint="eastAsia" w:ascii="Arial" w:hAnsi="Arial" w:cs="Arial"/>
+                <w:rFonts w:ascii="Arial" w:hAnsi="Arial" w:cs="Arial" w:hint="eastAsia"/>
                 <w:sz w:val="18"/>
                 <w:szCs w:val="18"/>
               </w:rPr>
@@ -2004,7 +1992,7 @@
             </w:r>
             <w:r>
               <w:rPr>
-                <w:rFonts w:hint="eastAsia" w:ascii="Arial" w:hAnsi="Arial" w:cs="Arial"/>
+                <w:rFonts w:ascii="Arial" w:hAnsi="Arial" w:cs="Arial" w:hint="eastAsia"/>
                 <w:sz w:val="18"/>
                 <w:szCs w:val="18"/>
               </w:rPr>
@@ -2012,7 +2000,7 @@
             </w:r>
             <w:r>
               <w:rPr>
-                <w:rFonts w:hint="eastAsia" w:ascii="Arial" w:hAnsi="Arial" w:cs="Arial"/>
+                <w:rFonts w:ascii="Arial" w:hAnsi="Arial" w:cs="Arial" w:hint="eastAsia"/>
                 <w:sz w:val="18"/>
                 <w:szCs w:val="18"/>
               </w:rPr>
@@ -2057,7 +2045,7 @@
             </w:pPr>
             <w:r>
               <w:rPr>
-                <w:rFonts w:hint="eastAsia" w:ascii="Arial" w:hAnsi="Arial" w:cs="Arial"/>
+                <w:rFonts w:ascii="Arial" w:hAnsi="Arial" w:cs="Arial" w:hint="eastAsia"/>
                 <w:sz w:val="18"/>
                 <w:szCs w:val="18"/>
               </w:rPr>
@@ -2082,8 +2070,7 @@
             </w:pPr>
             <w:r>
               <w:rPr>
-                <w:rFonts w:ascii="Arial" w:hAnsi="Arial" w:eastAsia="Arial"/>
-                <w:i w:val="false"/>
+                <w:rFonts w:ascii="Arial" w:eastAsia="Arial" w:hAnsi="Arial"/>
                 <w:sz w:val="15"/>
               </w:rPr>
               <w:t>1.3000 × 1.0g/cm³ / (1.3000 - 0.9000)</w:t>
@@ -2106,8 +2093,7 @@
             </w:pPr>
             <w:r>
               <w:rPr>
-                <w:rFonts w:ascii="Arial" w:hAnsi="Arial" w:eastAsia="Arial"/>
-                <w:i w:val="false"/>
+                <w:rFonts w:ascii="Arial" w:eastAsia="Arial" w:hAnsi="Arial"/>
                 <w:sz w:val="15"/>
               </w:rPr>
               <w:t>3.2500</w:t>
@@ -2130,7 +2116,7 @@
             </w:pPr>
             <w:r>
               <w:rPr>
-                <w:rFonts w:hint="eastAsia" w:ascii="Arial" w:hAnsi="Arial" w:cs="Arial"/>
+                <w:rFonts w:ascii="Arial" w:hAnsi="Arial" w:cs="Arial" w:hint="eastAsia"/>
                 <w:sz w:val="18"/>
                 <w:szCs w:val="18"/>
               </w:rPr>
@@ -2138,7 +2124,7 @@
             </w:r>
             <w:r>
               <w:rPr>
-                <w:rFonts w:hint="eastAsia" w:ascii="Arial" w:hAnsi="Arial" w:cs="Arial"/>
+                <w:rFonts w:ascii="Arial" w:hAnsi="Arial" w:cs="Arial" w:hint="eastAsia"/>
                 <w:sz w:val="18"/>
                 <w:szCs w:val="18"/>
               </w:rPr>
@@ -2146,7 +2132,7 @@
             </w:r>
             <w:r>
               <w:rPr>
-                <w:rFonts w:hint="eastAsia" w:ascii="Arial" w:hAnsi="Arial" w:cs="Arial"/>
+                <w:rFonts w:ascii="Arial" w:hAnsi="Arial" w:cs="Arial" w:hint="eastAsia"/>
                 <w:sz w:val="18"/>
                 <w:szCs w:val="18"/>
               </w:rPr>
@@ -2154,7 +2140,7 @@
             </w:r>
             <w:r>
               <w:rPr>
-                <w:rFonts w:hint="eastAsia" w:ascii="Arial" w:hAnsi="Arial" w:cs="Arial"/>
+                <w:rFonts w:ascii="Arial" w:hAnsi="Arial" w:cs="Arial" w:hint="eastAsia"/>
                 <w:sz w:val="18"/>
                 <w:szCs w:val="18"/>
               </w:rPr>
@@ -2199,7 +2185,7 @@
             </w:pPr>
             <w:r>
               <w:rPr>
-                <w:rFonts w:hint="eastAsia" w:ascii="Arial" w:hAnsi="Arial" w:cs="Arial"/>
+                <w:rFonts w:ascii="Arial" w:hAnsi="Arial" w:cs="Arial" w:hint="eastAsia"/>
                 <w:sz w:val="18"/>
                 <w:szCs w:val="18"/>
               </w:rPr>
@@ -2240,8 +2226,7 @@
             </w:pPr>
             <w:r>
               <w:rPr>
-                <w:rFonts w:ascii="Arial" w:hAnsi="Arial" w:eastAsia="Arial"/>
-                <w:i w:val="false"/>
+                <w:rFonts w:ascii="Arial" w:eastAsia="Arial" w:hAnsi="Arial"/>
                 <w:sz w:val="15"/>
               </w:rPr>
               <w:t>3.25</w:t>
@@ -2264,7 +2249,7 @@
             </w:pPr>
             <w:r>
               <w:rPr>
-                <w:rFonts w:hint="eastAsia" w:ascii="Arial" w:hAnsi="Arial" w:cs="Arial"/>
+                <w:rFonts w:ascii="Arial" w:hAnsi="Arial" w:cs="Arial" w:hint="eastAsia"/>
                 <w:sz w:val="18"/>
                 <w:szCs w:val="18"/>
               </w:rPr>
@@ -2272,7 +2257,7 @@
             </w:r>
             <w:r>
               <w:rPr>
-                <w:rFonts w:hint="eastAsia" w:ascii="Arial" w:hAnsi="Arial" w:cs="Arial"/>
+                <w:rFonts w:ascii="Arial" w:hAnsi="Arial" w:cs="Arial" w:hint="eastAsia"/>
                 <w:sz w:val="18"/>
                 <w:szCs w:val="18"/>
               </w:rPr>
@@ -2280,7 +2265,7 @@
             </w:r>
             <w:r>
               <w:rPr>
-                <w:rFonts w:hint="eastAsia" w:ascii="Arial" w:hAnsi="Arial" w:cs="Arial"/>
+                <w:rFonts w:ascii="Arial" w:hAnsi="Arial" w:cs="Arial" w:hint="eastAsia"/>
                 <w:sz w:val="18"/>
                 <w:szCs w:val="18"/>
               </w:rPr>
@@ -2288,7 +2273,7 @@
             </w:r>
             <w:r>
               <w:rPr>
-                <w:rFonts w:hint="eastAsia" w:ascii="Arial" w:hAnsi="Arial" w:cs="Arial"/>
+                <w:rFonts w:ascii="Arial" w:hAnsi="Arial" w:cs="Arial" w:hint="eastAsia"/>
                 <w:sz w:val="18"/>
                 <w:szCs w:val="18"/>
               </w:rPr>
@@ -2409,7 +2394,7 @@
             </w:pPr>
             <w:r>
               <w:rPr>
-                <w:rFonts w:hint="eastAsia" w:ascii="Arial" w:hAnsi="Arial" w:cs="Arial"/>
+                <w:rFonts w:ascii="Arial" w:hAnsi="Arial" w:cs="Arial" w:hint="eastAsia"/>
                 <w:b/>
                 <w:bCs/>
                 <w:i/>
@@ -2443,8 +2428,7 @@
             </w:pPr>
             <w:r>
               <w:rPr>
-                <w:rFonts w:ascii="Arial" w:hAnsi="Arial" w:eastAsia="Arial"/>
-                <w:i w:val="false"/>
+                <w:rFonts w:ascii="Arial" w:eastAsia="Arial" w:hAnsi="Arial"/>
                 <w:sz w:val="15"/>
               </w:rPr>
               <w:t>full</w:t>
@@ -2472,7 +2456,7 @@
             </w:pPr>
             <w:r>
               <w:rPr>
-                <w:rFonts w:hint="eastAsia" w:ascii="Arial" w:hAnsi="Arial" w:cs="Arial"/>
+                <w:rFonts w:ascii="Arial" w:hAnsi="Arial" w:cs="Arial" w:hint="eastAsia"/>
                 <w:b/>
                 <w:bCs/>
                 <w:i/>
@@ -2523,7 +2507,7 @@
             </w:pPr>
             <w:r>
               <w:rPr>
-                <w:rFonts w:hint="eastAsia" w:ascii="Arial" w:hAnsi="Arial" w:cs="Arial"/>
+                <w:rFonts w:ascii="Arial" w:hAnsi="Arial" w:cs="Arial" w:hint="eastAsia"/>
                 <w:sz w:val="18"/>
                 <w:szCs w:val="18"/>
               </w:rPr>
@@ -2546,8 +2530,7 @@
             </w:pPr>
             <w:r>
               <w:rPr>
-                <w:rFonts w:ascii="Arial" w:hAnsi="Arial" w:eastAsia="Arial"/>
-                <w:i w:val="false"/>
+                <w:rFonts w:ascii="Arial" w:eastAsia="Arial" w:hAnsi="Arial"/>
                 <w:sz w:val="15"/>
               </w:rPr>
               <w:t>1000 × (2.3000 - 1.8000) × 400mg / [3.25 × (200.0000 + 201.0000)]</w:t>
@@ -2568,8 +2551,7 @@
             </w:pPr>
             <w:r>
               <w:rPr>
-                <w:rFonts w:ascii="Arial" w:hAnsi="Arial" w:eastAsia="Arial"/>
-                <w:i w:val="false"/>
+                <w:rFonts w:ascii="Arial" w:eastAsia="Arial" w:hAnsi="Arial"/>
                 <w:sz w:val="15"/>
               </w:rPr>
               <w:t>153.462</w:t>
@@ -2590,7 +2572,7 @@
             </w:pPr>
             <w:r>
               <w:rPr>
-                <w:rFonts w:hint="eastAsia" w:ascii="Arial" w:hAnsi="Arial" w:cs="Arial"/>
+                <w:rFonts w:ascii="Arial" w:hAnsi="Arial" w:cs="Arial" w:hint="eastAsia"/>
                 <w:sz w:val="18"/>
                 <w:szCs w:val="18"/>
               </w:rPr>
@@ -2598,7 +2580,7 @@
             </w:r>
             <w:r>
               <w:rPr>
-                <w:rFonts w:hint="eastAsia" w:ascii="Arial" w:hAnsi="Arial" w:cs="Arial"/>
+                <w:rFonts w:ascii="Arial" w:hAnsi="Arial" w:cs="Arial" w:hint="eastAsia"/>
                 <w:sz w:val="18"/>
                 <w:szCs w:val="18"/>
               </w:rPr>
@@ -2655,7 +2637,7 @@
                   <m:sub>
                     <m:r>
                       <w:rPr>
-                        <w:rFonts w:hint="eastAsia" w:ascii="Cambria Math" w:hAnsi="Cambria Math" w:cs="Arial"/>
+                        <w:rFonts w:ascii="Cambria Math" w:hAnsi="Cambria Math" w:cs="Arial" w:hint="eastAsia"/>
                         <w:sz w:val="20"/>
                         <w:szCs w:val="20"/>
                       </w:rPr>
@@ -2707,7 +2689,7 @@
                       <m:sub>
                         <m:r>
                           <w:rPr>
-                            <w:rFonts w:hint="eastAsia" w:ascii="Cambria Math" w:hAnsi="Cambria Math" w:cs="Arial"/>
+                            <w:rFonts w:ascii="Cambria Math" w:hAnsi="Cambria Math" w:cs="Arial" w:hint="eastAsia"/>
                             <w:sz w:val="20"/>
                             <w:szCs w:val="20"/>
                           </w:rPr>
@@ -2737,7 +2719,7 @@
                         </m:r>
                         <m:r>
                           <w:rPr>
-                            <w:rFonts w:hint="eastAsia" w:ascii="Cambria Math" w:hAnsi="Cambria Math" w:cs="Arial"/>
+                            <w:rFonts w:ascii="Cambria Math" w:hAnsi="Cambria Math" w:cs="Arial" w:hint="eastAsia"/>
                             <w:sz w:val="20"/>
                             <w:szCs w:val="20"/>
                           </w:rPr>
@@ -2747,7 +2729,7 @@
                       <m:sub>
                         <m:r>
                           <w:rPr>
-                            <w:rFonts w:hint="eastAsia" w:ascii="Cambria Math" w:hAnsi="Cambria Math" w:cs="Arial"/>
+                            <w:rFonts w:ascii="Cambria Math" w:hAnsi="Cambria Math" w:cs="Arial" w:hint="eastAsia"/>
                             <w:sz w:val="20"/>
                             <w:szCs w:val="20"/>
                           </w:rPr>
@@ -2857,7 +2839,7 @@
             </w:pPr>
             <w:r>
               <w:rPr>
-                <w:rFonts w:hint="eastAsia" w:ascii="Arial" w:hAnsi="Arial" w:cs="Arial"/>
+                <w:rFonts w:ascii="Arial" w:hAnsi="Arial" w:cs="Arial" w:hint="eastAsia"/>
                 <w:sz w:val="18"/>
                 <w:szCs w:val="18"/>
               </w:rPr>
@@ -2882,8 +2864,7 @@
             </w:pPr>
             <w:r>
               <w:rPr>
-                <w:rFonts w:ascii="Arial" w:hAnsi="Arial" w:eastAsia="Arial"/>
-                <w:i w:val="false"/>
+                <w:rFonts w:ascii="Arial" w:eastAsia="Arial" w:hAnsi="Arial"/>
                 <w:sz w:val="15"/>
               </w:rPr>
               <w:t>1000 × (2.3000 - 1.8000) × 400mg / [3.25 × (200.0000 + 201.0000)]</w:t>
@@ -2904,8 +2885,7 @@
             </w:pPr>
             <w:r>
               <w:rPr>
-                <w:rFonts w:ascii="Arial" w:hAnsi="Arial" w:eastAsia="Arial"/>
-                <w:i w:val="false"/>
+                <w:rFonts w:ascii="Arial" w:eastAsia="Arial" w:hAnsi="Arial"/>
                 <w:sz w:val="15"/>
               </w:rPr>
               <w:t>153.462</w:t>
@@ -2926,7 +2906,7 @@
             </w:pPr>
             <w:r>
               <w:rPr>
-                <w:rFonts w:hint="eastAsia" w:ascii="Arial" w:hAnsi="Arial" w:cs="Arial"/>
+                <w:rFonts w:ascii="Arial" w:hAnsi="Arial" w:cs="Arial" w:hint="eastAsia"/>
                 <w:sz w:val="18"/>
                 <w:szCs w:val="18"/>
               </w:rPr>
@@ -2934,7 +2914,7 @@
             </w:r>
             <w:r>
               <w:rPr>
-                <w:rFonts w:hint="eastAsia" w:ascii="Arial" w:hAnsi="Arial" w:cs="Arial"/>
+                <w:rFonts w:ascii="Arial" w:hAnsi="Arial" w:cs="Arial" w:hint="eastAsia"/>
                 <w:sz w:val="18"/>
                 <w:szCs w:val="18"/>
               </w:rPr>
@@ -2979,7 +2959,7 @@
             </w:pPr>
             <w:r>
               <w:rPr>
-                <w:rFonts w:hint="eastAsia" w:ascii="Arial" w:hAnsi="Arial" w:cs="Arial"/>
+                <w:rFonts w:ascii="Arial" w:hAnsi="Arial" w:cs="Arial" w:hint="eastAsia"/>
                 <w:sz w:val="18"/>
                 <w:szCs w:val="18"/>
               </w:rPr>
@@ -3002,8 +2982,7 @@
             </w:pPr>
             <w:r>
               <w:rPr>
-                <w:rFonts w:ascii="Arial" w:hAnsi="Arial" w:eastAsia="Arial"/>
-                <w:i w:val="false"/>
+                <w:rFonts w:ascii="Arial" w:eastAsia="Arial" w:hAnsi="Arial"/>
                 <w:sz w:val="15"/>
               </w:rPr>
               <w:t>1000 × (2.3000 - 1.8000) × 400mg / [3.25 × (200.0000 + 201.0000)]</w:t>
@@ -3024,8 +3003,7 @@
             </w:pPr>
             <w:r>
               <w:rPr>
-                <w:rFonts w:ascii="Arial" w:hAnsi="Arial" w:eastAsia="Arial"/>
-                <w:i w:val="false"/>
+                <w:rFonts w:ascii="Arial" w:eastAsia="Arial" w:hAnsi="Arial"/>
                 <w:sz w:val="15"/>
               </w:rPr>
               <w:t>153.462</w:t>
@@ -3046,7 +3024,7 @@
             </w:pPr>
             <w:r>
               <w:rPr>
-                <w:rFonts w:hint="eastAsia" w:ascii="Arial" w:hAnsi="Arial" w:cs="Arial"/>
+                <w:rFonts w:ascii="Arial" w:hAnsi="Arial" w:cs="Arial" w:hint="eastAsia"/>
                 <w:sz w:val="18"/>
                 <w:szCs w:val="18"/>
               </w:rPr>
@@ -3054,7 +3032,7 @@
             </w:r>
             <w:r>
               <w:rPr>
-                <w:rFonts w:hint="eastAsia" w:ascii="Arial" w:hAnsi="Arial" w:cs="Arial"/>
+                <w:rFonts w:ascii="Arial" w:hAnsi="Arial" w:cs="Arial" w:hint="eastAsia"/>
                 <w:sz w:val="18"/>
                 <w:szCs w:val="18"/>
               </w:rPr>
@@ -3099,7 +3077,7 @@
             </w:pPr>
             <w:r>
               <w:rPr>
-                <w:rFonts w:hint="eastAsia" w:ascii="Arial" w:hAnsi="Arial" w:cs="Arial"/>
+                <w:rFonts w:ascii="Arial" w:hAnsi="Arial" w:cs="Arial" w:hint="eastAsia"/>
                 <w:sz w:val="18"/>
                 <w:szCs w:val="18"/>
               </w:rPr>
@@ -3137,8 +3115,7 @@
             </w:pPr>
             <w:r>
               <w:rPr>
-                <w:rFonts w:ascii="Arial" w:hAnsi="Arial" w:eastAsia="Arial"/>
-                <w:i w:val="false"/>
+                <w:rFonts w:ascii="Arial" w:eastAsia="Arial" w:hAnsi="Arial"/>
                 <w:sz w:val="15"/>
               </w:rPr>
               <w:t>153.5</w:t>
@@ -3159,7 +3136,7 @@
             </w:pPr>
             <w:r>
               <w:rPr>
-                <w:rFonts w:hint="eastAsia" w:ascii="Arial" w:hAnsi="Arial" w:cs="Arial"/>
+                <w:rFonts w:ascii="Arial" w:hAnsi="Arial" w:cs="Arial" w:hint="eastAsia"/>
                 <w:sz w:val="18"/>
                 <w:szCs w:val="18"/>
               </w:rPr>
@@ -3167,7 +3144,7 @@
             </w:r>
             <w:r>
               <w:rPr>
-                <w:rFonts w:hint="eastAsia" w:ascii="Arial" w:hAnsi="Arial" w:cs="Arial"/>
+                <w:rFonts w:ascii="Arial" w:hAnsi="Arial" w:cs="Arial" w:hint="eastAsia"/>
                 <w:sz w:val="18"/>
                 <w:szCs w:val="18"/>
               </w:rPr>
@@ -3280,7 +3257,7 @@
             </w:pPr>
             <w:r>
               <w:rPr>
-                <w:rFonts w:hint="eastAsia" w:ascii="Arial" w:hAnsi="Arial" w:cs="Arial"/>
+                <w:rFonts w:ascii="Arial" w:hAnsi="Arial" w:cs="Arial" w:hint="eastAsia"/>
                 <w:b/>
                 <w:bCs/>
                 <w:i/>
@@ -3314,7 +3291,7 @@
             </w:pPr>
             <w:r>
               <w:rPr>
-                <w:rFonts w:hint="eastAsia" w:ascii="Arial" w:hAnsi="Arial" w:cs="Arial"/>
+                <w:rFonts w:ascii="Arial" w:hAnsi="Arial" w:cs="Arial" w:hint="eastAsia"/>
                 <w:sz w:val="18"/>
                 <w:szCs w:val="18"/>
               </w:rPr>
@@ -3322,7 +3299,7 @@
             </w:r>
             <w:r>
               <w:rPr>
-                <w:rFonts w:hint="eastAsia" w:ascii="Arial" w:hAnsi="Arial" w:cs="Arial"/>
+                <w:rFonts w:ascii="Arial" w:hAnsi="Arial" w:cs="Arial" w:hint="eastAsia"/>
                 <w:sz w:val="18"/>
                 <w:szCs w:val="18"/>
               </w:rPr>
@@ -3369,7 +3346,7 @@
             </w:pPr>
             <w:r>
               <w:rPr>
-                <w:rFonts w:hint="eastAsia" w:ascii="Arial" w:hAnsi="Arial" w:cs="Arial"/>
+                <w:rFonts w:ascii="Arial" w:hAnsi="Arial" w:cs="Arial" w:hint="eastAsia"/>
                 <w:sz w:val="18"/>
                 <w:szCs w:val="18"/>
               </w:rPr>
@@ -3377,7 +3354,7 @@
             </w:r>
             <w:r>
               <w:rPr>
-                <w:rFonts w:hint="eastAsia" w:ascii="Arial" w:hAnsi="Arial" w:cs="Arial"/>
+                <w:rFonts w:ascii="Arial" w:hAnsi="Arial" w:cs="Arial" w:hint="eastAsia"/>
                 <w:sz w:val="18"/>
                 <w:szCs w:val="18"/>
               </w:rPr>
@@ -3424,7 +3401,7 @@
             </w:pPr>
             <w:r>
               <w:rPr>
-                <w:rFonts w:hint="eastAsia" w:ascii="Arial" w:hAnsi="Arial" w:cs="Arial"/>
+                <w:rFonts w:ascii="Arial" w:hAnsi="Arial" w:cs="Arial" w:hint="eastAsia"/>
                 <w:sz w:val="18"/>
                 <w:szCs w:val="18"/>
               </w:rPr>
@@ -3432,7 +3409,7 @@
             </w:r>
             <w:r>
               <w:rPr>
-                <w:rFonts w:hint="eastAsia" w:ascii="Arial" w:hAnsi="Arial" w:cs="Arial"/>
+                <w:rFonts w:ascii="Arial" w:hAnsi="Arial" w:cs="Arial" w:hint="eastAsia"/>
                 <w:sz w:val="18"/>
                 <w:szCs w:val="18"/>
               </w:rPr>
@@ -3518,7 +3495,7 @@
             </w:pPr>
             <w:r>
               <w:rPr>
-                <w:rFonts w:hint="eastAsia" w:ascii="Arial" w:hAnsi="Arial" w:cs="Arial"/>
+                <w:rFonts w:ascii="Arial" w:hAnsi="Arial" w:cs="Arial" w:hint="eastAsia"/>
                 <w:b/>
                 <w:bCs/>
                 <w:i/>
@@ -3552,7 +3529,7 @@
             </w:pPr>
             <w:r>
               <w:rPr>
-                <w:rFonts w:hint="eastAsia" w:ascii="Arial" w:hAnsi="Arial" w:cs="Arial"/>
+                <w:rFonts w:ascii="Arial" w:hAnsi="Arial" w:cs="Arial" w:hint="eastAsia"/>
                 <w:sz w:val="18"/>
                 <w:szCs w:val="18"/>
               </w:rPr>
@@ -3577,8 +3554,7 @@
             </w:pPr>
             <w:r>
               <w:rPr>
-                <w:rFonts w:ascii="Arial" w:hAnsi="Arial" w:eastAsia="Arial"/>
-                <w:i w:val="false"/>
+                <w:rFonts w:ascii="Arial" w:eastAsia="Arial" w:hAnsi="Arial"/>
                 <w:sz w:val="15"/>
               </w:rPr>
               <w:t>((200.0000 + 201.0000) / 2 × 3.25) / (0.5000 × 1000 × 1.15) × 100</w:t>
@@ -3603,8 +3579,7 @@
             </w:pPr>
             <w:r>
               <w:rPr>
-                <w:rFonts w:ascii="Arial" w:hAnsi="Arial" w:eastAsia="Arial"/>
-                <w:i w:val="false"/>
+                <w:rFonts w:ascii="Arial" w:eastAsia="Arial" w:hAnsi="Arial"/>
                 <w:sz w:val="15"/>
               </w:rPr>
               <w:t>113.33</w:t>
@@ -3846,7 +3821,7 @@
             </w:pPr>
             <w:r>
               <w:rPr>
-                <w:rFonts w:hint="eastAsia" w:ascii="Arial" w:hAnsi="Arial" w:cs="Arial"/>
+                <w:rFonts w:ascii="Arial" w:hAnsi="Arial" w:cs="Arial" w:hint="eastAsia"/>
                 <w:sz w:val="18"/>
                 <w:szCs w:val="18"/>
               </w:rPr>
@@ -3854,7 +3829,7 @@
             </w:r>
             <w:r>
               <w:rPr>
-                <w:rFonts w:hint="eastAsia" w:ascii="Arial" w:hAnsi="Arial" w:cs="Arial"/>
+                <w:rFonts w:ascii="Arial" w:hAnsi="Arial" w:cs="Arial" w:hint="eastAsia"/>
                 <w:sz w:val="18"/>
                 <w:szCs w:val="18"/>
               </w:rPr>
@@ -3862,7 +3837,7 @@
             </w:r>
             <w:r>
               <w:rPr>
-                <w:rFonts w:hint="eastAsia" w:ascii="Arial" w:hAnsi="Arial" w:cs="Arial"/>
+                <w:rFonts w:ascii="Arial" w:hAnsi="Arial" w:cs="Arial" w:hint="eastAsia"/>
                 <w:sz w:val="18"/>
                 <w:szCs w:val="18"/>
               </w:rPr>
@@ -3887,8 +3862,7 @@
             </w:pPr>
             <w:r>
               <w:rPr>
-                <w:rFonts w:ascii="Arial" w:hAnsi="Arial" w:eastAsia="Arial"/>
-                <w:i w:val="false"/>
+                <w:rFonts w:ascii="Arial" w:eastAsia="Arial" w:hAnsi="Arial"/>
                 <w:sz w:val="15"/>
               </w:rPr>
               <w:t>((200.0000 + 201.0000) / 2 × 3.25) / (0.5000 × 1000 × 1.15) × 100</w:t>
@@ -3913,8 +3887,7 @@
             </w:pPr>
             <w:r>
               <w:rPr>
-                <w:rFonts w:ascii="Arial" w:hAnsi="Arial" w:eastAsia="Arial"/>
-                <w:i w:val="false"/>
+                <w:rFonts w:ascii="Arial" w:eastAsia="Arial" w:hAnsi="Arial"/>
                 <w:sz w:val="15"/>
               </w:rPr>
               <w:t>113.33</w:t>
@@ -3960,7 +3933,7 @@
             </w:pPr>
             <w:r>
               <w:rPr>
-                <w:rFonts w:hint="eastAsia" w:ascii="Arial" w:hAnsi="Arial" w:cs="Arial"/>
+                <w:rFonts w:ascii="Arial" w:hAnsi="Arial" w:cs="Arial" w:hint="eastAsia"/>
                 <w:sz w:val="18"/>
                 <w:szCs w:val="18"/>
               </w:rPr>
@@ -3968,7 +3941,7 @@
             </w:r>
             <w:r>
               <w:rPr>
-                <w:rFonts w:hint="eastAsia" w:ascii="Arial" w:hAnsi="Arial" w:cs="Arial"/>
+                <w:rFonts w:ascii="Arial" w:hAnsi="Arial" w:cs="Arial" w:hint="eastAsia"/>
                 <w:sz w:val="18"/>
                 <w:szCs w:val="18"/>
               </w:rPr>
@@ -3976,7 +3949,7 @@
             </w:r>
             <w:r>
               <w:rPr>
-                <w:rFonts w:hint="eastAsia" w:ascii="Arial" w:hAnsi="Arial" w:cs="Arial"/>
+                <w:rFonts w:ascii="Arial" w:hAnsi="Arial" w:cs="Arial" w:hint="eastAsia"/>
                 <w:sz w:val="18"/>
                 <w:szCs w:val="18"/>
               </w:rPr>
@@ -4001,8 +3974,7 @@
             </w:pPr>
             <w:r>
               <w:rPr>
-                <w:rFonts w:ascii="Arial" w:hAnsi="Arial" w:eastAsia="Arial"/>
-                <w:i w:val="false"/>
+                <w:rFonts w:ascii="Arial" w:eastAsia="Arial" w:hAnsi="Arial"/>
                 <w:sz w:val="15"/>
               </w:rPr>
               <w:t>((200.0000 + 201.0000) / 2 × 3.25) / (0.5000 × 1000 × 1.15) × 100</w:t>
@@ -4027,8 +3999,7 @@
             </w:pPr>
             <w:r>
               <w:rPr>
-                <w:rFonts w:ascii="Arial" w:hAnsi="Arial" w:eastAsia="Arial"/>
-                <w:i w:val="false"/>
+                <w:rFonts w:ascii="Arial" w:eastAsia="Arial" w:hAnsi="Arial"/>
                 <w:sz w:val="15"/>
               </w:rPr>
               <w:t>113.33</w:t>
@@ -4073,7 +4044,7 @@
             </w:pPr>
             <w:r>
               <w:rPr>
-                <w:rFonts w:hint="eastAsia" w:ascii="Arial" w:hAnsi="Arial" w:cs="Arial"/>
+                <w:rFonts w:ascii="Arial" w:hAnsi="Arial" w:cs="Arial" w:hint="eastAsia"/>
                 <w:sz w:val="18"/>
                 <w:szCs w:val="18"/>
               </w:rPr>
@@ -4081,7 +4052,7 @@
             </w:r>
             <w:r>
               <w:rPr>
-                <w:rFonts w:hint="eastAsia" w:ascii="Arial" w:hAnsi="Arial" w:cs="Arial"/>
+                <w:rFonts w:ascii="Arial" w:hAnsi="Arial" w:cs="Arial" w:hint="eastAsia"/>
                 <w:sz w:val="18"/>
                 <w:szCs w:val="18"/>
               </w:rPr>
@@ -4120,8 +4091,7 @@
             </w:pPr>
             <w:r>
               <w:rPr>
-                <w:rFonts w:ascii="Arial" w:hAnsi="Arial" w:eastAsia="Arial"/>
-                <w:i w:val="false"/>
+                <w:rFonts w:ascii="Arial" w:eastAsia="Arial" w:hAnsi="Arial"/>
                 <w:sz w:val="15"/>
               </w:rPr>
               <w:t>113.33</w:t>
@@ -4164,14 +4134,14 @@
       <w:pPr>
         <w:spacing w:after="0" w:line="240" w:lineRule="auto"/>
         <w:rPr>
-          <w:rFonts w:ascii="Arial" w:hAnsi="Arial" w:eastAsia="黑体" w:cs="Arial"/>
+          <w:rFonts w:ascii="Arial" w:eastAsia="黑体" w:hAnsi="Arial" w:cs="Arial"/>
           <w:sz w:val="20"/>
           <w:szCs w:val="20"/>
         </w:rPr>
       </w:pPr>
       <w:r>
         <w:rPr>
-          <w:rFonts w:ascii="Arial" w:hAnsi="Arial" w:eastAsia="黑体" w:cs="Arial"/>
+          <w:rFonts w:ascii="Arial" w:eastAsia="黑体" w:hAnsi="Arial" w:cs="Arial"/>
           <w:sz w:val="20"/>
           <w:szCs w:val="20"/>
         </w:rPr>
@@ -4179,7 +4149,7 @@
       </w:r>
       <w:r>
         <w:rPr>
-          <w:rFonts w:hint="eastAsia" w:ascii="Arial" w:hAnsi="Arial" w:eastAsia="黑体" w:cs="Arial"/>
+          <w:rFonts w:ascii="Arial" w:eastAsia="黑体" w:hAnsi="Arial" w:cs="Arial" w:hint="eastAsia"/>
           <w:sz w:val="20"/>
           <w:szCs w:val="20"/>
         </w:rPr>
@@ -4187,7 +4157,7 @@
       </w:r>
       <w:r>
         <w:rPr>
-          <w:rFonts w:ascii="Arial" w:hAnsi="Arial" w:eastAsia="黑体" w:cs="Arial"/>
+          <w:rFonts w:ascii="Arial" w:eastAsia="黑体" w:hAnsi="Arial" w:cs="Arial"/>
           <w:sz w:val="20"/>
           <w:szCs w:val="20"/>
         </w:rPr>
@@ -4195,7 +4165,7 @@
       </w:r>
       <w:r>
         <w:rPr>
-          <w:rFonts w:hint="eastAsia" w:ascii="Arial" w:hAnsi="Arial" w:eastAsia="黑体" w:cs="Arial"/>
+          <w:rFonts w:ascii="Arial" w:eastAsia="黑体" w:hAnsi="Arial" w:cs="Arial" w:hint="eastAsia"/>
           <w:sz w:val="20"/>
           <w:szCs w:val="20"/>
         </w:rPr>
@@ -5355,27 +5325,7 @@
               <w:sz w:val="16"/>
               <w:szCs w:val="16"/>
             </w:rPr>
-            <w:t xml:space="preserve">By taking measurement uncertainties into </w:t>
-          </w:r>
-          <w:proofErr w:type="gramStart"/>
-          <w:r>
-            <w:rPr>
-              <w:rFonts w:ascii="Arial Narrow" w:hAnsi="Arial Narrow"/>
-              <w:b/>
-              <w:sz w:val="16"/>
-              <w:szCs w:val="16"/>
-            </w:rPr>
-            <w:t>account</w:t>
-          </w:r>
-          <w:proofErr w:type="gramEnd"/>
-          <w:r>
-            <w:rPr>
-              <w:rFonts w:ascii="Arial Narrow" w:hAnsi="Arial Narrow"/>
-              <w:b/>
-              <w:sz w:val="16"/>
-              <w:szCs w:val="16"/>
-            </w:rPr>
-            <w:t xml:space="preserve"> it might happen that measured values can neither be assessed as Pass nor as Fail.</w:t>
+            <w:t>By taking measurement uncertainties into account it might happen that measured values can neither be assessed as Pass nor as Fail.</w:t>
           </w:r>
         </w:p>
       </w:tc>
